--- a/lessons/1-5/downloads/1-5-notes-teacher-l2.docx
+++ b/lessons/1-5/downloads/1-5-notes-teacher-l2.docx
@@ -2353,7 +2353,7 @@
           <w:sz w:val="20"/>
           <w:szCs w:val="20"/>
         </w:rPr>
-        <w:t xml:space="preserve">A)  $1.00</w:t>
+        <w:t xml:space="preserve">A)  $0.10</w:t>
       </w:r>
     </w:p>
     <w:p>
@@ -2366,7 +2366,7 @@
           <w:sz w:val="20"/>
           <w:szCs w:val="20"/>
         </w:rPr>
-        <w:t xml:space="preserve">B)  $0.10</w:t>
+        <w:t xml:space="preserve">B)  $1.00</w:t>
       </w:r>
     </w:p>
     <w:p>
@@ -2438,7 +2438,7 @@
           <w:sz w:val="21"/>
           <w:szCs w:val="21"/>
         </w:rPr>
-        <w:t xml:space="preserve">A. $1.00</w:t>
+        <w:t xml:space="preserve">B. $1.00</w:t>
       </w:r>
     </w:p>
     <w:p>
@@ -2521,7 +2521,7 @@
           <w:sz w:val="20"/>
           <w:szCs w:val="20"/>
         </w:rPr>
-        <w:t xml:space="preserve">A)  $25.00</w:t>
+        <w:t xml:space="preserve">A)  $2.50</w:t>
       </w:r>
     </w:p>
     <w:p>
@@ -2534,7 +2534,7 @@
           <w:sz w:val="20"/>
           <w:szCs w:val="20"/>
         </w:rPr>
-        <w:t xml:space="preserve">B)  $2.50</w:t>
+        <w:t xml:space="preserve">B)  $25.00</w:t>
       </w:r>
     </w:p>
     <w:p>
@@ -2547,7 +2547,7 @@
           <w:sz w:val="20"/>
           <w:szCs w:val="20"/>
         </w:rPr>
-        <w:t xml:space="preserve">C)  $250.00</w:t>
+        <w:t xml:space="preserve">C)  $100.25</w:t>
       </w:r>
     </w:p>
     <w:p>
@@ -2560,7 +2560,7 @@
           <w:sz w:val="20"/>
           <w:szCs w:val="20"/>
         </w:rPr>
-        <w:t xml:space="preserve">D)  $100.25</w:t>
+        <w:t xml:space="preserve">D)  $250.00</w:t>
       </w:r>
     </w:p>
     <w:p>
@@ -3290,7 +3290,7 @@
           <w:sz w:val="20"/>
           <w:szCs w:val="20"/>
         </w:rPr>
-        <w:t xml:space="preserve">A)  38</w:t>
+        <w:t xml:space="preserve">A)  20</w:t>
       </w:r>
     </w:p>
     <w:p>
@@ -3316,7 +3316,7 @@
           <w:sz w:val="20"/>
           <w:szCs w:val="20"/>
         </w:rPr>
-        <w:t xml:space="preserve">C)  20</w:t>
+        <w:t xml:space="preserve">C)  38</w:t>
       </w:r>
     </w:p>
     <w:p>
@@ -3550,7 +3550,7 @@
           <w:sz w:val="20"/>
           <w:szCs w:val="20"/>
         </w:rPr>
-        <w:t xml:space="preserve">A)  200 quarters, 25 dimes, 15 nickels, 25 pennies</w:t>
+        <w:t xml:space="preserve">A)  100 quarters, 25 dimes, 15 nickels, 25 pennies</w:t>
       </w:r>
     </w:p>
     <w:p>
@@ -3563,7 +3563,7 @@
           <w:sz w:val="20"/>
           <w:szCs w:val="20"/>
         </w:rPr>
-        <w:t xml:space="preserve">B)  200 quarters, 25 dimes, 15 nickels, 20 pennies</w:t>
+        <w:t xml:space="preserve">B)  200 quarters, 25 dimes, 15 nickels, 25 pennies</w:t>
       </w:r>
     </w:p>
     <w:p>
@@ -3576,7 +3576,7 @@
           <w:sz w:val="20"/>
           <w:szCs w:val="20"/>
         </w:rPr>
-        <w:t xml:space="preserve">C)  200 quarters, 30 dimes, 15 nickels, 25 pennies</w:t>
+        <w:t xml:space="preserve">C)  200 quarters, 25 dimes, 15 nickels, 20 pennies</w:t>
       </w:r>
     </w:p>
     <w:p>
@@ -3589,7 +3589,7 @@
           <w:sz w:val="20"/>
           <w:szCs w:val="20"/>
         </w:rPr>
-        <w:t xml:space="preserve">D)  100 quarters, 25 dimes, 15 nickels, 25 pennies</w:t>
+        <w:t xml:space="preserve">D)  200 quarters, 30 dimes, 15 nickels, 25 pennies</w:t>
       </w:r>
     </w:p>
     <w:p>
@@ -3680,7 +3680,7 @@
           <w:sz w:val="20"/>
           <w:szCs w:val="20"/>
         </w:rPr>
-        <w:t xml:space="preserve">A)  It lists the score after every shot, so you can see the pattern land exactly on 38</w:t>
+        <w:t xml:space="preserve">A)  It rounds the answer to the nearest ten</w:t>
       </w:r>
     </w:p>
     <w:p>
@@ -3693,7 +3693,7 @@
           <w:sz w:val="20"/>
           <w:szCs w:val="20"/>
         </w:rPr>
-        <w:t xml:space="preserve">B)  It rounds the answer to the nearest ten</w:t>
+        <w:t xml:space="preserve">B)  It replaces the pattern rule so you don't need one</w:t>
       </w:r>
     </w:p>
     <w:p>
@@ -3706,7 +3706,7 @@
           <w:sz w:val="20"/>
           <w:szCs w:val="20"/>
         </w:rPr>
-        <w:t xml:space="preserve">C)  It replaces the pattern rule so you don't need one</w:t>
+        <w:t xml:space="preserve">C)  It proves the answer without doing any calculations</w:t>
       </w:r>
     </w:p>
     <w:p>
@@ -3719,7 +3719,7 @@
           <w:sz w:val="20"/>
           <w:szCs w:val="20"/>
         </w:rPr>
-        <w:t xml:space="preserve">D)  It proves the answer without doing any calculations</w:t>
+        <w:t xml:space="preserve">D)  It lists the score after every shot, so you can see the pattern land exactly on 38</w:t>
       </w:r>
     </w:p>
     <w:p>
@@ -4015,7 +4015,7 @@
           <w:sz w:val="21"/>
           <w:szCs w:val="21"/>
         </w:rPr>
-        <w:t xml:space="preserve">A)  We look for patterns and relationships, use them to solve problems and make generalizations, and check our solutions for reasonableness</w:t>
+        <w:t xml:space="preserve">A)  Patterns are decorations that make problems look nicer</w:t>
       </w:r>
     </w:p>
     <w:p>
@@ -4028,7 +4028,7 @@
           <w:sz w:val="21"/>
           <w:szCs w:val="21"/>
         </w:rPr>
-        <w:t xml:space="preserve">B)  Patterns are decorations that make problems look nicer</w:t>
+        <w:t xml:space="preserve">B)  A pattern rule only works if you also count every item one at a time</w:t>
       </w:r>
     </w:p>
     <w:p>
@@ -4041,7 +4041,7 @@
           <w:sz w:val="21"/>
           <w:szCs w:val="21"/>
         </w:rPr>
-        <w:t xml:space="preserve">C)  A pattern rule only works if you also count every item one at a time</w:t>
+        <w:t xml:space="preserve">C)  We look for patterns and relationships, use them to solve problems and make generalizations, and check our solutions for reasonableness</w:t>
       </w:r>
     </w:p>
     <w:p>
@@ -4257,7 +4257,7 @@
           <w:sz w:val="21"/>
           <w:szCs w:val="21"/>
         </w:rPr>
-        <w:t xml:space="preserve">A. $1.00</w:t>
+        <w:t xml:space="preserve">B. $1.00</w:t>
       </w:r>
     </w:p>
     <w:p>
@@ -4278,7 +4278,7 @@
           <w:sz w:val="21"/>
           <w:szCs w:val="21"/>
         </w:rPr>
-        <w:t xml:space="preserve">A. $25.00</w:t>
+        <w:t xml:space="preserve">B. $25.00</w:t>
       </w:r>
     </w:p>
     <w:p>
@@ -4387,7 +4387,7 @@
           <w:sz w:val="21"/>
           <w:szCs w:val="21"/>
         </w:rPr>
-        <w:t xml:space="preserve">A)  36</w:t>
+        <w:t xml:space="preserve">D)  36</w:t>
       </w:r>
       <w:r>
         <w:rPr>
@@ -4482,7 +4482,7 @@
           <w:sz w:val="21"/>
           <w:szCs w:val="21"/>
         </w:rPr>
-        <w:t xml:space="preserve">A)  38</w:t>
+        <w:t xml:space="preserve">C)  38</w:t>
       </w:r>
       <w:r>
         <w:rPr>
@@ -4551,7 +4551,7 @@
           <w:sz w:val="21"/>
           <w:szCs w:val="21"/>
         </w:rPr>
-        <w:t xml:space="preserve">A)  We look for patterns and relationships, use them to solve problems and make generalizations, and check our solutions for reasonableness</w:t>
+        <w:t xml:space="preserve">C)  We look for patterns and relationships, use them to solve problems and make generalizations, and check our solutions for reasonableness</w:t>
       </w:r>
       <w:r>
         <w:rPr>

--- a/lessons/1-5/downloads/1-5-notes-teacher-l2.docx
+++ b/lessons/1-5/downloads/1-5-notes-teacher-l2.docx
@@ -264,49 +264,269 @@
           <w:sz w:val="19"/>
           <w:szCs w:val="19"/>
         </w:rPr>
-        <w:t xml:space="preserve">Look at the picture, read the word, then read what it means.</w:t>
+        <w:t xml:space="preserve">Review each concept term, definition, non-example, and visual clue.</w:t>
       </w:r>
     </w:p>
     <w:tbl>
       <w:tblPr>
-        <w:tblW w:type="pct" w:w="100%"/>
+        <w:tblW w:type="dxa" w:w="9360"/>
         <w:tblBorders>
-          <w:top w:val="none" w:color="FFFFFF" w:sz="0"/>
-          <w:left w:val="none" w:color="FFFFFF" w:sz="0"/>
-          <w:bottom w:val="single" w:color="C7D2DD" w:sz="4"/>
-          <w:right w:val="none" w:color="FFFFFF" w:sz="0"/>
-          <w:insideH w:val="none" w:color="FFFFFF" w:sz="0"/>
-          <w:insideV w:val="none" w:color="FFFFFF" w:sz="0"/>
+          <w:top w:val="single" w:color="C7D2DD" w:sz="6"/>
+          <w:left w:val="single" w:color="C7D2DD" w:sz="6"/>
+          <w:bottom w:val="single" w:color="C7D2DD" w:sz="6"/>
+          <w:right w:val="single" w:color="C7D2DD" w:sz="6"/>
+          <w:insideH w:val="single" w:color="C7D2DD" w:sz="6"/>
+          <w:insideV w:val="single" w:color="C7D2DD" w:sz="6"/>
         </w:tblBorders>
       </w:tblPr>
       <w:tblGrid>
         <w:gridCol w:w="1800"/>
-        <w:gridCol w:w="7560"/>
+        <w:gridCol w:w="3160"/>
+        <w:gridCol w:w="2200"/>
+        <w:gridCol w:w="2200"/>
       </w:tblGrid>
       <w:tr>
         <w:trPr>
           <w:cantSplit/>
+          <w:tblHeader/>
         </w:trPr>
         <w:tc>
           <w:tcPr>
             <w:tcW w:type="dxa" w:w="1800"/>
-            <w:tcMar>
-              <w:top w:type="dxa" w:w="100"/>
-              <w:left w:type="dxa" w:w="40"/>
-              <w:bottom w:type="dxa" w:w="100"/>
-              <w:right w:type="dxa" w:w="120"/>
-            </w:tcMar>
-            <w:vAlign w:val="center"/>
+            <w:shd w:fill="EEF4F8" w:color="auto" w:val="clear"/>
+            <w:tcMar>
+              <w:top w:type="dxa" w:w="80"/>
+              <w:left w:type="dxa" w:w="100"/>
+              <w:bottom w:type="dxa" w:w="80"/>
+              <w:right w:type="dxa" w:w="100"/>
+            </w:tcMar>
           </w:tcPr>
           <w:p>
             <w:pPr>
               <w:spacing w:after="0"/>
+            </w:pPr>
+            <w:r>
+              <w:rPr>
+                <w:b/>
+                <w:bCs/>
+                <w:color w:val="12355B"/>
+                <w:sz w:val="19"/>
+                <w:szCs w:val="19"/>
+              </w:rPr>
+              <w:t xml:space="preserve">Concept Term</w:t>
+            </w:r>
+          </w:p>
+        </w:tc>
+        <w:tc>
+          <w:tcPr>
+            <w:tcW w:type="dxa" w:w="3160"/>
+            <w:shd w:fill="EEF4F8" w:color="auto" w:val="clear"/>
+            <w:tcMar>
+              <w:top w:type="dxa" w:w="80"/>
+              <w:left w:type="dxa" w:w="100"/>
+              <w:bottom w:type="dxa" w:w="80"/>
+              <w:right w:type="dxa" w:w="100"/>
+            </w:tcMar>
+          </w:tcPr>
+          <w:p>
+            <w:pPr>
+              <w:spacing w:after="0"/>
+            </w:pPr>
+            <w:r>
+              <w:rPr>
+                <w:b/>
+                <w:bCs/>
+                <w:color w:val="12355B"/>
+                <w:sz w:val="19"/>
+                <w:szCs w:val="19"/>
+              </w:rPr>
+              <w:t xml:space="preserve">Student-Friendly Definition</w:t>
+            </w:r>
+          </w:p>
+        </w:tc>
+        <w:tc>
+          <w:tcPr>
+            <w:tcW w:type="dxa" w:w="2200"/>
+            <w:shd w:fill="EEF4F8" w:color="auto" w:val="clear"/>
+            <w:tcMar>
+              <w:top w:type="dxa" w:w="80"/>
+              <w:left w:type="dxa" w:w="100"/>
+              <w:bottom w:type="dxa" w:w="80"/>
+              <w:right w:type="dxa" w:w="100"/>
+            </w:tcMar>
+          </w:tcPr>
+          <w:p>
+            <w:pPr>
+              <w:spacing w:after="0"/>
+            </w:pPr>
+            <w:r>
+              <w:rPr>
+                <w:b/>
+                <w:bCs/>
+                <w:color w:val="12355B"/>
+                <w:sz w:val="19"/>
+                <w:szCs w:val="19"/>
+              </w:rPr>
+              <w:t xml:space="preserve">Non-Example</w:t>
+            </w:r>
+          </w:p>
+        </w:tc>
+        <w:tc>
+          <w:tcPr>
+            <w:tcW w:type="dxa" w:w="2200"/>
+            <w:shd w:fill="EEF4F8" w:color="auto" w:val="clear"/>
+            <w:tcMar>
+              <w:top w:type="dxa" w:w="80"/>
+              <w:left w:type="dxa" w:w="100"/>
+              <w:bottom w:type="dxa" w:w="80"/>
+              <w:right w:type="dxa" w:w="100"/>
+            </w:tcMar>
+          </w:tcPr>
+          <w:p>
+            <w:pPr>
+              <w:spacing w:after="0"/>
+            </w:pPr>
+            <w:r>
+              <w:rPr>
+                <w:b/>
+                <w:bCs/>
+                <w:color w:val="12355B"/>
+                <w:sz w:val="19"/>
+                <w:szCs w:val="19"/>
+              </w:rPr>
+              <w:t xml:space="preserve">Visual Clue</w:t>
+            </w:r>
+          </w:p>
+        </w:tc>
+      </w:tr>
+      <w:tr>
+        <w:trPr>
+          <w:cantSplit/>
+        </w:trPr>
+        <w:tc>
+          <w:tcPr>
+            <w:tcW w:type="dxa" w:w="1800"/>
+            <w:tcMar>
+              <w:top w:type="dxa" w:w="80"/>
+              <w:left w:type="dxa" w:w="100"/>
+              <w:bottom w:type="dxa" w:w="80"/>
+              <w:right w:type="dxa" w:w="100"/>
+            </w:tcMar>
+            <w:vAlign w:val="top"/>
+          </w:tcPr>
+          <w:p>
+            <w:pPr>
+              <w:spacing w:after="30"/>
+            </w:pPr>
+            <w:r>
+              <w:rPr>
+                <w:b/>
+                <w:bCs/>
+                <w:color w:val="12355B"/>
+                <w:sz w:val="21"/>
+                <w:szCs w:val="21"/>
+              </w:rPr>
+              <w:t xml:space="preserve">pattern</w:t>
+            </w:r>
+          </w:p>
+          <w:p>
+            <w:pPr>
+              <w:spacing w:after="0"/>
+            </w:pPr>
+            <w:r>
+              <w:rPr>
+                <w:i/>
+                <w:iCs/>
+                <w:color w:val="5F6F80"/>
+                <w:sz w:val="18"/>
+                <w:szCs w:val="18"/>
+              </w:rPr>
+              <w:t xml:space="preserve">patrón</w:t>
+            </w:r>
+          </w:p>
+        </w:tc>
+        <w:tc>
+          <w:tcPr>
+            <w:tcW w:type="dxa" w:w="3160"/>
+            <w:tcMar>
+              <w:top w:type="dxa" w:w="80"/>
+              <w:left w:type="dxa" w:w="100"/>
+              <w:bottom w:type="dxa" w:w="80"/>
+              <w:right w:type="dxa" w:w="100"/>
+            </w:tcMar>
+            <w:vAlign w:val="top"/>
+          </w:tcPr>
+          <w:p>
+            <w:pPr>
+              <w:spacing w:after="0"/>
+            </w:pPr>
+            <w:r>
+              <w:rPr>
+                <w:sz w:val="20"/>
+                <w:szCs w:val="20"/>
+              </w:rPr>
+              <w:t xml:space="preserve">Something that repeats or changes in a predictable way.</w:t>
+            </w:r>
+          </w:p>
+        </w:tc>
+        <w:tc>
+          <w:tcPr>
+            <w:tcW w:type="dxa" w:w="2200"/>
+            <w:tcMar>
+              <w:top w:type="dxa" w:w="80"/>
+              <w:left w:type="dxa" w:w="100"/>
+              <w:bottom w:type="dxa" w:w="80"/>
+              <w:right w:type="dxa" w:w="100"/>
+            </w:tcMar>
+            <w:vAlign w:val="top"/>
+          </w:tcPr>
+          <w:p>
+            <w:pPr>
+              <w:spacing w:after="40"/>
+            </w:pPr>
+            <w:r>
+              <w:rPr>
+                <w:i/>
+                <w:iCs/>
+                <w:color w:val="5F6F80"/>
+                <w:sz w:val="19"/>
+                <w:szCs w:val="19"/>
+              </w:rPr>
+              <w:t xml:space="preserve">Not pattern: write a counter-example that breaks the definition.</w:t>
+            </w:r>
+          </w:p>
+          <w:p>
+            <w:pPr>
+              <w:pBdr>
+                <w:bottom w:val="single" w:color="AFBECC" w:sz="6"/>
+              </w:pBdr>
+              <w:spacing w:after="30" w:before="150"/>
+            </w:pPr>
+            <w:r>
+              <w:t xml:space="preserve"/>
+            </w:r>
+          </w:p>
+        </w:tc>
+        <w:tc>
+          <w:tcPr>
+            <w:tcW w:type="dxa" w:w="2200"/>
+            <w:tcMar>
+              <w:top w:type="dxa" w:w="80"/>
+              <w:left w:type="dxa" w:w="100"/>
+              <w:bottom w:type="dxa" w:w="80"/>
+              <w:right w:type="dxa" w:w="100"/>
+            </w:tcMar>
+            <w:vAlign w:val="top"/>
+          </w:tcPr>
+          <w:p>
+            <w:pPr>
+              <w:spacing w:after="40"/>
               <w:jc w:val="center"/>
             </w:pPr>
             <w:r>
               <w:drawing>
                 <wp:inline distT="0" distB="0" distL="0" distR="0">
-                  <wp:extent cx="1047750" cy="790575"/>
+                  <wp:extent cx="876300" cy="657225"/>
                   <wp:effectExtent t="0" r="0" b="0" l="0"/>
                   <wp:docPr id="1" name="" descr="" title=""/>
                   <wp:cNvGraphicFramePr>
@@ -331,7 +551,7 @@
                         <pic:spPr bwMode="auto">
                           <a:xfrm>
                             <a:off x="0" y="0"/>
-                            <a:ext cx="1047750" cy="790575"/>
+                            <a:ext cx="876300" cy="657225"/>
                           </a:xfrm>
                           <a:prstGeom prst="rect">
                             <a:avLst/>
@@ -344,69 +564,10 @@
               </w:drawing>
             </w:r>
           </w:p>
-        </w:tc>
-        <w:tc>
-          <w:tcPr>
-            <w:tcW w:type="dxa" w:w="7560"/>
-            <w:tcMar>
-              <w:top w:type="dxa" w:w="100"/>
-              <w:left w:type="dxa" w:w="40"/>
-              <w:bottom w:type="dxa" w:w="100"/>
-              <w:right w:type="dxa" w:w="40"/>
-            </w:tcMar>
-            <w:vAlign w:val="center"/>
-          </w:tcPr>
-          <w:p>
-            <w:pPr>
-              <w:spacing w:after="50"/>
-            </w:pPr>
-            <w:r>
-              <w:rPr>
-                <w:b/>
-                <w:bCs/>
-                <w:color w:val="12355B"/>
-                <w:sz w:val="24"/>
-                <w:szCs w:val="24"/>
-              </w:rPr>
-              <w:t xml:space="preserve">pattern</w:t>
-            </w:r>
-            <w:r>
-              <w:rPr>
-                <w:i/>
-                <w:iCs/>
-                <w:color w:val="5F6F80"/>
-                <w:sz w:val="19"/>
-                <w:szCs w:val="19"/>
-              </w:rPr>
-              <w:t xml:space="preserve">   patrón</w:t>
-            </w:r>
-          </w:p>
-          <w:p>
-            <w:pPr>
-              <w:spacing w:after="40"/>
-            </w:pPr>
-            <w:r>
-              <w:rPr>
-                <w:sz w:val="21"/>
-                <w:szCs w:val="21"/>
-              </w:rPr>
-              <w:t xml:space="preserve">Something that repeats or changes in a predictable way.</w:t>
-            </w:r>
-          </w:p>
           <w:p>
             <w:pPr>
               <w:spacing w:after="0"/>
             </w:pPr>
-            <w:r>
-              <w:rPr>
-                <w:b/>
-                <w:bCs/>
-                <w:color w:val="1FA6A2"/>
-                <w:sz w:val="18"/>
-                <w:szCs w:val="18"/>
-              </w:rPr>
-              <w:t xml:space="preserve">Example:  </w:t>
-            </w:r>
             <w:r>
               <w:rPr>
                 <w:i/>
@@ -420,23 +581,6 @@
           </w:p>
         </w:tc>
       </w:tr>
-    </w:tbl>
-    <w:tbl>
-      <w:tblPr>
-        <w:tblW w:type="pct" w:w="100%"/>
-        <w:tblBorders>
-          <w:top w:val="none" w:color="FFFFFF" w:sz="0"/>
-          <w:left w:val="none" w:color="FFFFFF" w:sz="0"/>
-          <w:bottom w:val="single" w:color="C7D2DD" w:sz="4"/>
-          <w:right w:val="none" w:color="FFFFFF" w:sz="0"/>
-          <w:insideH w:val="none" w:color="FFFFFF" w:sz="0"/>
-          <w:insideV w:val="none" w:color="FFFFFF" w:sz="0"/>
-        </w:tblBorders>
-      </w:tblPr>
-      <w:tblGrid>
-        <w:gridCol w:w="1800"/>
-        <w:gridCol w:w="7560"/>
-      </w:tblGrid>
       <w:tr>
         <w:trPr>
           <w:cantSplit/>
@@ -445,22 +589,126 @@
           <w:tcPr>
             <w:tcW w:type="dxa" w:w="1800"/>
             <w:tcMar>
-              <w:top w:type="dxa" w:w="100"/>
-              <w:left w:type="dxa" w:w="40"/>
-              <w:bottom w:type="dxa" w:w="100"/>
-              <w:right w:type="dxa" w:w="120"/>
-            </w:tcMar>
-            <w:vAlign w:val="center"/>
-          </w:tcPr>
+              <w:top w:type="dxa" w:w="80"/>
+              <w:left w:type="dxa" w:w="100"/>
+              <w:bottom w:type="dxa" w:w="80"/>
+              <w:right w:type="dxa" w:w="100"/>
+            </w:tcMar>
+            <w:vAlign w:val="top"/>
+          </w:tcPr>
+          <w:p>
+            <w:pPr>
+              <w:spacing w:after="30"/>
+            </w:pPr>
+            <w:r>
+              <w:rPr>
+                <w:b/>
+                <w:bCs/>
+                <w:color w:val="12355B"/>
+                <w:sz w:val="21"/>
+                <w:szCs w:val="21"/>
+              </w:rPr>
+              <w:t xml:space="preserve">pattern rule</w:t>
+            </w:r>
+          </w:p>
           <w:p>
             <w:pPr>
               <w:spacing w:after="0"/>
+            </w:pPr>
+            <w:r>
+              <w:rPr>
+                <w:i/>
+                <w:iCs/>
+                <w:color w:val="5F6F80"/>
+                <w:sz w:val="18"/>
+                <w:szCs w:val="18"/>
+              </w:rPr>
+              <w:t xml:space="preserve">regla del patrón</w:t>
+            </w:r>
+          </w:p>
+        </w:tc>
+        <w:tc>
+          <w:tcPr>
+            <w:tcW w:type="dxa" w:w="3160"/>
+            <w:tcMar>
+              <w:top w:type="dxa" w:w="80"/>
+              <w:left w:type="dxa" w:w="100"/>
+              <w:bottom w:type="dxa" w:w="80"/>
+              <w:right w:type="dxa" w:w="100"/>
+            </w:tcMar>
+            <w:vAlign w:val="top"/>
+          </w:tcPr>
+          <w:p>
+            <w:pPr>
+              <w:spacing w:after="0"/>
+            </w:pPr>
+            <w:r>
+              <w:rPr>
+                <w:sz w:val="20"/>
+                <w:szCs w:val="20"/>
+              </w:rPr>
+              <w:t xml:space="preserve">The instruction that tells how to get from one number in a pattern to the next.</w:t>
+            </w:r>
+          </w:p>
+        </w:tc>
+        <w:tc>
+          <w:tcPr>
+            <w:tcW w:type="dxa" w:w="2200"/>
+            <w:tcMar>
+              <w:top w:type="dxa" w:w="80"/>
+              <w:left w:type="dxa" w:w="100"/>
+              <w:bottom w:type="dxa" w:w="80"/>
+              <w:right w:type="dxa" w:w="100"/>
+            </w:tcMar>
+            <w:vAlign w:val="top"/>
+          </w:tcPr>
+          <w:p>
+            <w:pPr>
+              <w:spacing w:after="40"/>
+            </w:pPr>
+            <w:r>
+              <w:rPr>
+                <w:i/>
+                <w:iCs/>
+                <w:color w:val="5F6F80"/>
+                <w:sz w:val="19"/>
+                <w:szCs w:val="19"/>
+              </w:rPr>
+              <w:t xml:space="preserve">Not pattern rule: write a counter-example that breaks the definition.</w:t>
+            </w:r>
+          </w:p>
+          <w:p>
+            <w:pPr>
+              <w:pBdr>
+                <w:bottom w:val="single" w:color="AFBECC" w:sz="6"/>
+              </w:pBdr>
+              <w:spacing w:after="30" w:before="150"/>
+            </w:pPr>
+            <w:r>
+              <w:t xml:space="preserve"/>
+            </w:r>
+          </w:p>
+        </w:tc>
+        <w:tc>
+          <w:tcPr>
+            <w:tcW w:type="dxa" w:w="2200"/>
+            <w:tcMar>
+              <w:top w:type="dxa" w:w="80"/>
+              <w:left w:type="dxa" w:w="100"/>
+              <w:bottom w:type="dxa" w:w="80"/>
+              <w:right w:type="dxa" w:w="100"/>
+            </w:tcMar>
+            <w:vAlign w:val="top"/>
+          </w:tcPr>
+          <w:p>
+            <w:pPr>
+              <w:spacing w:after="40"/>
               <w:jc w:val="center"/>
             </w:pPr>
             <w:r>
               <w:drawing>
                 <wp:inline distT="0" distB="0" distL="0" distR="0">
-                  <wp:extent cx="1047750" cy="790575"/>
+                  <wp:extent cx="876300" cy="657225"/>
                   <wp:effectExtent t="0" r="0" b="0" l="0"/>
                   <wp:docPr id="1" name="" descr="" title=""/>
                   <wp:cNvGraphicFramePr>
@@ -485,7 +733,7 @@
                         <pic:spPr bwMode="auto">
                           <a:xfrm>
                             <a:off x="0" y="0"/>
-                            <a:ext cx="1047750" cy="790575"/>
+                            <a:ext cx="876300" cy="657225"/>
                           </a:xfrm>
                           <a:prstGeom prst="rect">
                             <a:avLst/>
@@ -498,69 +746,10 @@
               </w:drawing>
             </w:r>
           </w:p>
-        </w:tc>
-        <w:tc>
-          <w:tcPr>
-            <w:tcW w:type="dxa" w:w="7560"/>
-            <w:tcMar>
-              <w:top w:type="dxa" w:w="100"/>
-              <w:left w:type="dxa" w:w="40"/>
-              <w:bottom w:type="dxa" w:w="100"/>
-              <w:right w:type="dxa" w:w="40"/>
-            </w:tcMar>
-            <w:vAlign w:val="center"/>
-          </w:tcPr>
-          <w:p>
-            <w:pPr>
-              <w:spacing w:after="50"/>
-            </w:pPr>
-            <w:r>
-              <w:rPr>
-                <w:b/>
-                <w:bCs/>
-                <w:color w:val="12355B"/>
-                <w:sz w:val="24"/>
-                <w:szCs w:val="24"/>
-              </w:rPr>
-              <w:t xml:space="preserve">pattern rule</w:t>
-            </w:r>
-            <w:r>
-              <w:rPr>
-                <w:i/>
-                <w:iCs/>
-                <w:color w:val="5F6F80"/>
-                <w:sz w:val="19"/>
-                <w:szCs w:val="19"/>
-              </w:rPr>
-              <w:t xml:space="preserve">   regla del patrón</w:t>
-            </w:r>
-          </w:p>
-          <w:p>
-            <w:pPr>
-              <w:spacing w:after="40"/>
-            </w:pPr>
-            <w:r>
-              <w:rPr>
-                <w:sz w:val="21"/>
-                <w:szCs w:val="21"/>
-              </w:rPr>
-              <w:t xml:space="preserve">The instruction that tells how to get from one number in a pattern to the next.</w:t>
-            </w:r>
-          </w:p>
           <w:p>
             <w:pPr>
               <w:spacing w:after="0"/>
             </w:pPr>
-            <w:r>
-              <w:rPr>
-                <w:b/>
-                <w:bCs/>
-                <w:color w:val="1FA6A2"/>
-                <w:sz w:val="18"/>
-                <w:szCs w:val="18"/>
-              </w:rPr>
-              <w:t xml:space="preserve">Example:  </w:t>
-            </w:r>
             <w:r>
               <w:rPr>
                 <w:i/>
@@ -574,23 +763,6 @@
           </w:p>
         </w:tc>
       </w:tr>
-    </w:tbl>
-    <w:tbl>
-      <w:tblPr>
-        <w:tblW w:type="pct" w:w="100%"/>
-        <w:tblBorders>
-          <w:top w:val="none" w:color="FFFFFF" w:sz="0"/>
-          <w:left w:val="none" w:color="FFFFFF" w:sz="0"/>
-          <w:bottom w:val="single" w:color="C7D2DD" w:sz="4"/>
-          <w:right w:val="none" w:color="FFFFFF" w:sz="0"/>
-          <w:insideH w:val="none" w:color="FFFFFF" w:sz="0"/>
-          <w:insideV w:val="none" w:color="FFFFFF" w:sz="0"/>
-        </w:tblBorders>
-      </w:tblPr>
-      <w:tblGrid>
-        <w:gridCol w:w="1800"/>
-        <w:gridCol w:w="7560"/>
-      </w:tblGrid>
       <w:tr>
         <w:trPr>
           <w:cantSplit/>
@@ -599,22 +771,126 @@
           <w:tcPr>
             <w:tcW w:type="dxa" w:w="1800"/>
             <w:tcMar>
-              <w:top w:type="dxa" w:w="100"/>
-              <w:left w:type="dxa" w:w="40"/>
-              <w:bottom w:type="dxa" w:w="100"/>
-              <w:right w:type="dxa" w:w="120"/>
-            </w:tcMar>
-            <w:vAlign w:val="center"/>
-          </w:tcPr>
+              <w:top w:type="dxa" w:w="80"/>
+              <w:left w:type="dxa" w:w="100"/>
+              <w:bottom w:type="dxa" w:w="80"/>
+              <w:right w:type="dxa" w:w="100"/>
+            </w:tcMar>
+            <w:vAlign w:val="top"/>
+          </w:tcPr>
+          <w:p>
+            <w:pPr>
+              <w:spacing w:after="30"/>
+            </w:pPr>
+            <w:r>
+              <w:rPr>
+                <w:b/>
+                <w:bCs/>
+                <w:color w:val="12355B"/>
+                <w:sz w:val="21"/>
+                <w:szCs w:val="21"/>
+              </w:rPr>
+              <w:t xml:space="preserve">generalization</w:t>
+            </w:r>
+          </w:p>
           <w:p>
             <w:pPr>
               <w:spacing w:after="0"/>
+            </w:pPr>
+            <w:r>
+              <w:rPr>
+                <w:i/>
+                <w:iCs/>
+                <w:color w:val="5F6F80"/>
+                <w:sz w:val="18"/>
+                <w:szCs w:val="18"/>
+              </w:rPr>
+              <w:t xml:space="preserve">generalización</w:t>
+            </w:r>
+          </w:p>
+        </w:tc>
+        <w:tc>
+          <w:tcPr>
+            <w:tcW w:type="dxa" w:w="3160"/>
+            <w:tcMar>
+              <w:top w:type="dxa" w:w="80"/>
+              <w:left w:type="dxa" w:w="100"/>
+              <w:bottom w:type="dxa" w:w="80"/>
+              <w:right w:type="dxa" w:w="100"/>
+            </w:tcMar>
+            <w:vAlign w:val="top"/>
+          </w:tcPr>
+          <w:p>
+            <w:pPr>
+              <w:spacing w:after="0"/>
+            </w:pPr>
+            <w:r>
+              <w:rPr>
+                <w:sz w:val="20"/>
+                <w:szCs w:val="20"/>
+              </w:rPr>
+              <w:t xml:space="preserve">A statement that is true for a whole pattern, made by noticing repeated calculations.</w:t>
+            </w:r>
+          </w:p>
+        </w:tc>
+        <w:tc>
+          <w:tcPr>
+            <w:tcW w:type="dxa" w:w="2200"/>
+            <w:tcMar>
+              <w:top w:type="dxa" w:w="80"/>
+              <w:left w:type="dxa" w:w="100"/>
+              <w:bottom w:type="dxa" w:w="80"/>
+              <w:right w:type="dxa" w:w="100"/>
+            </w:tcMar>
+            <w:vAlign w:val="top"/>
+          </w:tcPr>
+          <w:p>
+            <w:pPr>
+              <w:spacing w:after="40"/>
+            </w:pPr>
+            <w:r>
+              <w:rPr>
+                <w:i/>
+                <w:iCs/>
+                <w:color w:val="5F6F80"/>
+                <w:sz w:val="19"/>
+                <w:szCs w:val="19"/>
+              </w:rPr>
+              <w:t xml:space="preserve">Not generalization: write a counter-example that breaks the definition.</w:t>
+            </w:r>
+          </w:p>
+          <w:p>
+            <w:pPr>
+              <w:pBdr>
+                <w:bottom w:val="single" w:color="AFBECC" w:sz="6"/>
+              </w:pBdr>
+              <w:spacing w:after="30" w:before="150"/>
+            </w:pPr>
+            <w:r>
+              <w:t xml:space="preserve"/>
+            </w:r>
+          </w:p>
+        </w:tc>
+        <w:tc>
+          <w:tcPr>
+            <w:tcW w:type="dxa" w:w="2200"/>
+            <w:tcMar>
+              <w:top w:type="dxa" w:w="80"/>
+              <w:left w:type="dxa" w:w="100"/>
+              <w:bottom w:type="dxa" w:w="80"/>
+              <w:right w:type="dxa" w:w="100"/>
+            </w:tcMar>
+            <w:vAlign w:val="top"/>
+          </w:tcPr>
+          <w:p>
+            <w:pPr>
+              <w:spacing w:after="40"/>
               <w:jc w:val="center"/>
             </w:pPr>
             <w:r>
               <w:drawing>
                 <wp:inline distT="0" distB="0" distL="0" distR="0">
-                  <wp:extent cx="1047750" cy="790575"/>
+                  <wp:extent cx="876300" cy="657225"/>
                   <wp:effectExtent t="0" r="0" b="0" l="0"/>
                   <wp:docPr id="1" name="" descr="" title=""/>
                   <wp:cNvGraphicFramePr>
@@ -639,7 +915,7 @@
                         <pic:spPr bwMode="auto">
                           <a:xfrm>
                             <a:off x="0" y="0"/>
-                            <a:ext cx="1047750" cy="790575"/>
+                            <a:ext cx="876300" cy="657225"/>
                           </a:xfrm>
                           <a:prstGeom prst="rect">
                             <a:avLst/>
@@ -652,69 +928,10 @@
               </w:drawing>
             </w:r>
           </w:p>
-        </w:tc>
-        <w:tc>
-          <w:tcPr>
-            <w:tcW w:type="dxa" w:w="7560"/>
-            <w:tcMar>
-              <w:top w:type="dxa" w:w="100"/>
-              <w:left w:type="dxa" w:w="40"/>
-              <w:bottom w:type="dxa" w:w="100"/>
-              <w:right w:type="dxa" w:w="40"/>
-            </w:tcMar>
-            <w:vAlign w:val="center"/>
-          </w:tcPr>
-          <w:p>
-            <w:pPr>
-              <w:spacing w:after="50"/>
-            </w:pPr>
-            <w:r>
-              <w:rPr>
-                <w:b/>
-                <w:bCs/>
-                <w:color w:val="12355B"/>
-                <w:sz w:val="24"/>
-                <w:szCs w:val="24"/>
-              </w:rPr>
-              <w:t xml:space="preserve">generalization</w:t>
-            </w:r>
-            <w:r>
-              <w:rPr>
-                <w:i/>
-                <w:iCs/>
-                <w:color w:val="5F6F80"/>
-                <w:sz w:val="19"/>
-                <w:szCs w:val="19"/>
-              </w:rPr>
-              <w:t xml:space="preserve">   generalización</w:t>
-            </w:r>
-          </w:p>
-          <w:p>
-            <w:pPr>
-              <w:spacing w:after="40"/>
-            </w:pPr>
-            <w:r>
-              <w:rPr>
-                <w:sz w:val="21"/>
-                <w:szCs w:val="21"/>
-              </w:rPr>
-              <w:t xml:space="preserve">A statement that is true for a whole pattern, made by noticing repeated calculations.</w:t>
-            </w:r>
-          </w:p>
           <w:p>
             <w:pPr>
               <w:spacing w:after="0"/>
             </w:pPr>
-            <w:r>
-              <w:rPr>
-                <w:b/>
-                <w:bCs/>
-                <w:color w:val="1FA6A2"/>
-                <w:sz w:val="18"/>
-                <w:szCs w:val="18"/>
-              </w:rPr>
-              <w:t xml:space="preserve">Example:  </w:t>
-            </w:r>
             <w:r>
               <w:rPr>
                 <w:i/>
@@ -728,23 +945,6 @@
           </w:p>
         </w:tc>
       </w:tr>
-    </w:tbl>
-    <w:tbl>
-      <w:tblPr>
-        <w:tblW w:type="pct" w:w="100%"/>
-        <w:tblBorders>
-          <w:top w:val="none" w:color="FFFFFF" w:sz="0"/>
-          <w:left w:val="none" w:color="FFFFFF" w:sz="0"/>
-          <w:bottom w:val="single" w:color="C7D2DD" w:sz="4"/>
-          <w:right w:val="none" w:color="FFFFFF" w:sz="0"/>
-          <w:insideH w:val="none" w:color="FFFFFF" w:sz="0"/>
-          <w:insideV w:val="none" w:color="FFFFFF" w:sz="0"/>
-        </w:tblBorders>
-      </w:tblPr>
-      <w:tblGrid>
-        <w:gridCol w:w="1800"/>
-        <w:gridCol w:w="7560"/>
-      </w:tblGrid>
       <w:tr>
         <w:trPr>
           <w:cantSplit/>
@@ -753,22 +953,126 @@
           <w:tcPr>
             <w:tcW w:type="dxa" w:w="1800"/>
             <w:tcMar>
-              <w:top w:type="dxa" w:w="100"/>
-              <w:left w:type="dxa" w:w="40"/>
-              <w:bottom w:type="dxa" w:w="100"/>
-              <w:right w:type="dxa" w:w="120"/>
-            </w:tcMar>
-            <w:vAlign w:val="center"/>
-          </w:tcPr>
+              <w:top w:type="dxa" w:w="80"/>
+              <w:left w:type="dxa" w:w="100"/>
+              <w:bottom w:type="dxa" w:w="80"/>
+              <w:right w:type="dxa" w:w="100"/>
+            </w:tcMar>
+            <w:vAlign w:val="top"/>
+          </w:tcPr>
+          <w:p>
+            <w:pPr>
+              <w:spacing w:after="30"/>
+            </w:pPr>
+            <w:r>
+              <w:rPr>
+                <w:b/>
+                <w:bCs/>
+                <w:color w:val="12355B"/>
+                <w:sz w:val="21"/>
+                <w:szCs w:val="21"/>
+              </w:rPr>
+              <w:t xml:space="preserve">table of values</w:t>
+            </w:r>
+          </w:p>
           <w:p>
             <w:pPr>
               <w:spacing w:after="0"/>
+            </w:pPr>
+            <w:r>
+              <w:rPr>
+                <w:i/>
+                <w:iCs/>
+                <w:color w:val="5F6F80"/>
+                <w:sz w:val="18"/>
+                <w:szCs w:val="18"/>
+              </w:rPr>
+              <w:t xml:space="preserve">tabla de valores</w:t>
+            </w:r>
+          </w:p>
+        </w:tc>
+        <w:tc>
+          <w:tcPr>
+            <w:tcW w:type="dxa" w:w="3160"/>
+            <w:tcMar>
+              <w:top w:type="dxa" w:w="80"/>
+              <w:left w:type="dxa" w:w="100"/>
+              <w:bottom w:type="dxa" w:w="80"/>
+              <w:right w:type="dxa" w:w="100"/>
+            </w:tcMar>
+            <w:vAlign w:val="top"/>
+          </w:tcPr>
+          <w:p>
+            <w:pPr>
+              <w:spacing w:after="0"/>
+            </w:pPr>
+            <w:r>
+              <w:rPr>
+                <w:sz w:val="20"/>
+                <w:szCs w:val="20"/>
+              </w:rPr>
+              <w:t xml:space="preserve">A table that lists each step of a pattern so you can check that a solution is reasonable.</w:t>
+            </w:r>
+          </w:p>
+        </w:tc>
+        <w:tc>
+          <w:tcPr>
+            <w:tcW w:type="dxa" w:w="2200"/>
+            <w:tcMar>
+              <w:top w:type="dxa" w:w="80"/>
+              <w:left w:type="dxa" w:w="100"/>
+              <w:bottom w:type="dxa" w:w="80"/>
+              <w:right w:type="dxa" w:w="100"/>
+            </w:tcMar>
+            <w:vAlign w:val="top"/>
+          </w:tcPr>
+          <w:p>
+            <w:pPr>
+              <w:spacing w:after="40"/>
+            </w:pPr>
+            <w:r>
+              <w:rPr>
+                <w:i/>
+                <w:iCs/>
+                <w:color w:val="5F6F80"/>
+                <w:sz w:val="19"/>
+                <w:szCs w:val="19"/>
+              </w:rPr>
+              <w:t xml:space="preserve">Not table of values: write a counter-example that breaks the definition.</w:t>
+            </w:r>
+          </w:p>
+          <w:p>
+            <w:pPr>
+              <w:pBdr>
+                <w:bottom w:val="single" w:color="AFBECC" w:sz="6"/>
+              </w:pBdr>
+              <w:spacing w:after="30" w:before="150"/>
+            </w:pPr>
+            <w:r>
+              <w:t xml:space="preserve"/>
+            </w:r>
+          </w:p>
+        </w:tc>
+        <w:tc>
+          <w:tcPr>
+            <w:tcW w:type="dxa" w:w="2200"/>
+            <w:tcMar>
+              <w:top w:type="dxa" w:w="80"/>
+              <w:left w:type="dxa" w:w="100"/>
+              <w:bottom w:type="dxa" w:w="80"/>
+              <w:right w:type="dxa" w:w="100"/>
+            </w:tcMar>
+            <w:vAlign w:val="top"/>
+          </w:tcPr>
+          <w:p>
+            <w:pPr>
+              <w:spacing w:after="40"/>
               <w:jc w:val="center"/>
             </w:pPr>
             <w:r>
               <w:drawing>
                 <wp:inline distT="0" distB="0" distL="0" distR="0">
-                  <wp:extent cx="1047750" cy="790575"/>
+                  <wp:extent cx="876300" cy="657225"/>
                   <wp:effectExtent t="0" r="0" b="0" l="0"/>
                   <wp:docPr id="1" name="" descr="" title=""/>
                   <wp:cNvGraphicFramePr>
@@ -793,7 +1097,7 @@
                         <pic:spPr bwMode="auto">
                           <a:xfrm>
                             <a:off x="0" y="0"/>
-                            <a:ext cx="1047750" cy="790575"/>
+                            <a:ext cx="876300" cy="657225"/>
                           </a:xfrm>
                           <a:prstGeom prst="rect">
                             <a:avLst/>
@@ -806,69 +1110,10 @@
               </w:drawing>
             </w:r>
           </w:p>
-        </w:tc>
-        <w:tc>
-          <w:tcPr>
-            <w:tcW w:type="dxa" w:w="7560"/>
-            <w:tcMar>
-              <w:top w:type="dxa" w:w="100"/>
-              <w:left w:type="dxa" w:w="40"/>
-              <w:bottom w:type="dxa" w:w="100"/>
-              <w:right w:type="dxa" w:w="40"/>
-            </w:tcMar>
-            <w:vAlign w:val="center"/>
-          </w:tcPr>
-          <w:p>
-            <w:pPr>
-              <w:spacing w:after="50"/>
-            </w:pPr>
-            <w:r>
-              <w:rPr>
-                <w:b/>
-                <w:bCs/>
-                <w:color w:val="12355B"/>
-                <w:sz w:val="24"/>
-                <w:szCs w:val="24"/>
-              </w:rPr>
-              <w:t xml:space="preserve">table of values</w:t>
-            </w:r>
-            <w:r>
-              <w:rPr>
-                <w:i/>
-                <w:iCs/>
-                <w:color w:val="5F6F80"/>
-                <w:sz w:val="19"/>
-                <w:szCs w:val="19"/>
-              </w:rPr>
-              <w:t xml:space="preserve">   tabla de valores</w:t>
-            </w:r>
-          </w:p>
-          <w:p>
-            <w:pPr>
-              <w:spacing w:after="40"/>
-            </w:pPr>
-            <w:r>
-              <w:rPr>
-                <w:sz w:val="21"/>
-                <w:szCs w:val="21"/>
-              </w:rPr>
-              <w:t xml:space="preserve">A table that lists each step of a pattern so you can check that a solution is reasonable.</w:t>
-            </w:r>
-          </w:p>
           <w:p>
             <w:pPr>
               <w:spacing w:after="0"/>
             </w:pPr>
-            <w:r>
-              <w:rPr>
-                <w:b/>
-                <w:bCs/>
-                <w:color w:val="1FA6A2"/>
-                <w:sz w:val="18"/>
-                <w:szCs w:val="18"/>
-              </w:rPr>
-              <w:t xml:space="preserve">Example:  </w:t>
-            </w:r>
             <w:r>
               <w:rPr>
                 <w:i/>
@@ -882,23 +1127,6 @@
           </w:p>
         </w:tc>
       </w:tr>
-    </w:tbl>
-    <w:tbl>
-      <w:tblPr>
-        <w:tblW w:type="pct" w:w="100%"/>
-        <w:tblBorders>
-          <w:top w:val="none" w:color="FFFFFF" w:sz="0"/>
-          <w:left w:val="none" w:color="FFFFFF" w:sz="0"/>
-          <w:bottom w:val="single" w:color="C7D2DD" w:sz="4"/>
-          <w:right w:val="none" w:color="FFFFFF" w:sz="0"/>
-          <w:insideH w:val="none" w:color="FFFFFF" w:sz="0"/>
-          <w:insideV w:val="none" w:color="FFFFFF" w:sz="0"/>
-        </w:tblBorders>
-      </w:tblPr>
-      <w:tblGrid>
-        <w:gridCol w:w="1800"/>
-        <w:gridCol w:w="7560"/>
-      </w:tblGrid>
       <w:tr>
         <w:trPr>
           <w:cantSplit/>
@@ -907,22 +1135,126 @@
           <w:tcPr>
             <w:tcW w:type="dxa" w:w="1800"/>
             <w:tcMar>
-              <w:top w:type="dxa" w:w="100"/>
-              <w:left w:type="dxa" w:w="40"/>
-              <w:bottom w:type="dxa" w:w="100"/>
-              <w:right w:type="dxa" w:w="120"/>
-            </w:tcMar>
-            <w:vAlign w:val="center"/>
-          </w:tcPr>
+              <w:top w:type="dxa" w:w="80"/>
+              <w:left w:type="dxa" w:w="100"/>
+              <w:bottom w:type="dxa" w:w="80"/>
+              <w:right w:type="dxa" w:w="100"/>
+            </w:tcMar>
+            <w:vAlign w:val="top"/>
+          </w:tcPr>
+          <w:p>
+            <w:pPr>
+              <w:spacing w:after="30"/>
+            </w:pPr>
+            <w:r>
+              <w:rPr>
+                <w:b/>
+                <w:bCs/>
+                <w:color w:val="12355B"/>
+                <w:sz w:val="21"/>
+                <w:szCs w:val="21"/>
+              </w:rPr>
+              <w:t xml:space="preserve">reasonableness</w:t>
+            </w:r>
+          </w:p>
           <w:p>
             <w:pPr>
               <w:spacing w:after="0"/>
+            </w:pPr>
+            <w:r>
+              <w:rPr>
+                <w:i/>
+                <w:iCs/>
+                <w:color w:val="5F6F80"/>
+                <w:sz w:val="18"/>
+                <w:szCs w:val="18"/>
+              </w:rPr>
+              <w:t xml:space="preserve">sensatez del resultado</w:t>
+            </w:r>
+          </w:p>
+        </w:tc>
+        <w:tc>
+          <w:tcPr>
+            <w:tcW w:type="dxa" w:w="3160"/>
+            <w:tcMar>
+              <w:top w:type="dxa" w:w="80"/>
+              <w:left w:type="dxa" w:w="100"/>
+              <w:bottom w:type="dxa" w:w="80"/>
+              <w:right w:type="dxa" w:w="100"/>
+            </w:tcMar>
+            <w:vAlign w:val="top"/>
+          </w:tcPr>
+          <w:p>
+            <w:pPr>
+              <w:spacing w:after="0"/>
+            </w:pPr>
+            <w:r>
+              <w:rPr>
+                <w:sz w:val="20"/>
+                <w:szCs w:val="20"/>
+              </w:rPr>
+              <w:t xml:space="preserve">Whether an answer makes sense — checked as you work, with adjustments made when needed.</w:t>
+            </w:r>
+          </w:p>
+        </w:tc>
+        <w:tc>
+          <w:tcPr>
+            <w:tcW w:type="dxa" w:w="2200"/>
+            <w:tcMar>
+              <w:top w:type="dxa" w:w="80"/>
+              <w:left w:type="dxa" w:w="100"/>
+              <w:bottom w:type="dxa" w:w="80"/>
+              <w:right w:type="dxa" w:w="100"/>
+            </w:tcMar>
+            <w:vAlign w:val="top"/>
+          </w:tcPr>
+          <w:p>
+            <w:pPr>
+              <w:spacing w:after="40"/>
+            </w:pPr>
+            <w:r>
+              <w:rPr>
+                <w:i/>
+                <w:iCs/>
+                <w:color w:val="5F6F80"/>
+                <w:sz w:val="19"/>
+                <w:szCs w:val="19"/>
+              </w:rPr>
+              <w:t xml:space="preserve">Not reasonableness: write a counter-example that breaks the definition.</w:t>
+            </w:r>
+          </w:p>
+          <w:p>
+            <w:pPr>
+              <w:pBdr>
+                <w:bottom w:val="single" w:color="AFBECC" w:sz="6"/>
+              </w:pBdr>
+              <w:spacing w:after="30" w:before="150"/>
+            </w:pPr>
+            <w:r>
+              <w:t xml:space="preserve"/>
+            </w:r>
+          </w:p>
+        </w:tc>
+        <w:tc>
+          <w:tcPr>
+            <w:tcW w:type="dxa" w:w="2200"/>
+            <w:tcMar>
+              <w:top w:type="dxa" w:w="80"/>
+              <w:left w:type="dxa" w:w="100"/>
+              <w:bottom w:type="dxa" w:w="80"/>
+              <w:right w:type="dxa" w:w="100"/>
+            </w:tcMar>
+            <w:vAlign w:val="top"/>
+          </w:tcPr>
+          <w:p>
+            <w:pPr>
+              <w:spacing w:after="40"/>
               <w:jc w:val="center"/>
             </w:pPr>
             <w:r>
               <w:drawing>
                 <wp:inline distT="0" distB="0" distL="0" distR="0">
-                  <wp:extent cx="1047750" cy="790575"/>
+                  <wp:extent cx="876300" cy="657225"/>
                   <wp:effectExtent t="0" r="0" b="0" l="0"/>
                   <wp:docPr id="1" name="" descr="" title=""/>
                   <wp:cNvGraphicFramePr>
@@ -947,7 +1279,7 @@
                         <pic:spPr bwMode="auto">
                           <a:xfrm>
                             <a:off x="0" y="0"/>
-                            <a:ext cx="1047750" cy="790575"/>
+                            <a:ext cx="876300" cy="657225"/>
                           </a:xfrm>
                           <a:prstGeom prst="rect">
                             <a:avLst/>
@@ -960,69 +1292,10 @@
               </w:drawing>
             </w:r>
           </w:p>
-        </w:tc>
-        <w:tc>
-          <w:tcPr>
-            <w:tcW w:type="dxa" w:w="7560"/>
-            <w:tcMar>
-              <w:top w:type="dxa" w:w="100"/>
-              <w:left w:type="dxa" w:w="40"/>
-              <w:bottom w:type="dxa" w:w="100"/>
-              <w:right w:type="dxa" w:w="40"/>
-            </w:tcMar>
-            <w:vAlign w:val="center"/>
-          </w:tcPr>
-          <w:p>
-            <w:pPr>
-              <w:spacing w:after="50"/>
-            </w:pPr>
-            <w:r>
-              <w:rPr>
-                <w:b/>
-                <w:bCs/>
-                <w:color w:val="12355B"/>
-                <w:sz w:val="24"/>
-                <w:szCs w:val="24"/>
-              </w:rPr>
-              <w:t xml:space="preserve">reasonableness</w:t>
-            </w:r>
-            <w:r>
-              <w:rPr>
-                <w:i/>
-                <w:iCs/>
-                <w:color w:val="5F6F80"/>
-                <w:sz w:val="19"/>
-                <w:szCs w:val="19"/>
-              </w:rPr>
-              <w:t xml:space="preserve">   sensatez del resultado</w:t>
-            </w:r>
-          </w:p>
-          <w:p>
-            <w:pPr>
-              <w:spacing w:after="40"/>
-            </w:pPr>
-            <w:r>
-              <w:rPr>
-                <w:sz w:val="21"/>
-                <w:szCs w:val="21"/>
-              </w:rPr>
-              <w:t xml:space="preserve">Whether an answer makes sense — checked as you work, with adjustments made when needed.</w:t>
-            </w:r>
-          </w:p>
           <w:p>
             <w:pPr>
               <w:spacing w:after="0"/>
             </w:pPr>
-            <w:r>
-              <w:rPr>
-                <w:b/>
-                <w:bCs/>
-                <w:color w:val="1FA6A2"/>
-                <w:sz w:val="18"/>
-                <w:szCs w:val="18"/>
-              </w:rPr>
-              <w:t xml:space="preserve">Example:  </w:t>
-            </w:r>
             <w:r>
               <w:rPr>
                 <w:i/>
@@ -3211,7 +3484,7 @@
           <w:sz w:val="19"/>
           <w:szCs w:val="19"/>
         </w:rPr>
-        <w:t xml:space="preserve">   You Do — show your work</w:t>
+        <w:t xml:space="preserve">   You Do — show your work and reasoning</w:t>
       </w:r>
     </w:p>
     <w:p>
@@ -3226,7 +3499,7 @@
           <w:sz w:val="19"/>
           <w:szCs w:val="19"/>
         </w:rPr>
-        <w:t xml:space="preserve">Solve each problem. Show your thinking in the work box.</w:t>
+        <w:t xml:space="preserve">Solve each problem in the middle column and explain your reasoning using the sentence starters on the right.</w:t>
       </w:r>
     </w:p>
     <w:p>
@@ -3255,120 +3528,258 @@
         <w:t xml:space="preserve">   grade-level practice</w:t>
       </w:r>
     </w:p>
-    <w:p>
-      <w:pPr>
-        <w:keepNext/>
-        <w:spacing w:after="60" w:before="160"/>
-      </w:pPr>
-      <w:r>
-        <w:rPr>
-          <w:b/>
-          <w:bCs/>
-          <w:color w:val="12355B"/>
-          <w:sz w:val="22"/>
-          <w:szCs w:val="22"/>
-        </w:rPr>
-        <w:t xml:space="preserve">1.  </w:t>
-      </w:r>
-      <w:r>
-        <w:rPr>
-          <w:b/>
-          <w:bCs/>
-          <w:sz w:val="21"/>
-          <w:szCs w:val="21"/>
-        </w:rPr>
-        <w:t xml:space="preserve">Player A had 18 points before making 10 two-pointers in a row. How many points does Player A have after the streak?</w:t>
-      </w:r>
-    </w:p>
-    <w:p>
-      <w:pPr>
-        <w:spacing w:after="40"/>
-        <w:ind w:left="420"/>
-      </w:pPr>
-      <w:r>
-        <w:rPr>
-          <w:sz w:val="20"/>
-          <w:szCs w:val="20"/>
-        </w:rPr>
-        <w:t xml:space="preserve">A)  20</w:t>
-      </w:r>
-    </w:p>
-    <w:p>
-      <w:pPr>
-        <w:spacing w:after="40"/>
-        <w:ind w:left="420"/>
-      </w:pPr>
-      <w:r>
-        <w:rPr>
-          <w:sz w:val="20"/>
-          <w:szCs w:val="20"/>
-        </w:rPr>
-        <w:t xml:space="preserve">B)  28</w:t>
-      </w:r>
-    </w:p>
-    <w:p>
-      <w:pPr>
-        <w:spacing w:after="40"/>
-        <w:ind w:left="420"/>
-      </w:pPr>
-      <w:r>
-        <w:rPr>
-          <w:sz w:val="20"/>
-          <w:szCs w:val="20"/>
-        </w:rPr>
-        <w:t xml:space="preserve">C)  38</w:t>
-      </w:r>
-    </w:p>
-    <w:p>
-      <w:pPr>
-        <w:spacing w:after="40"/>
-        <w:ind w:left="420"/>
-      </w:pPr>
-      <w:r>
-        <w:rPr>
-          <w:sz w:val="20"/>
-          <w:szCs w:val="20"/>
-        </w:rPr>
-        <w:t xml:space="preserve">D)  48</w:t>
-      </w:r>
-    </w:p>
-    <w:p>
-      <w:pPr>
-        <w:spacing w:after="20"/>
-      </w:pPr>
-      <w:r>
-        <w:t xml:space="preserve"/>
-      </w:r>
-    </w:p>
     <w:tbl>
       <w:tblPr>
-        <w:tblW w:type="pct" w:w="100%"/>
+        <w:tblW w:type="dxa" w:w="9360"/>
         <w:tblBorders>
           <w:top w:val="single" w:color="C7D2DD" w:sz="6"/>
           <w:left w:val="single" w:color="C7D2DD" w:sz="6"/>
           <w:bottom w:val="single" w:color="C7D2DD" w:sz="6"/>
           <w:right w:val="single" w:color="C7D2DD" w:sz="6"/>
-          <w:insideH w:val="single" w:color="auto" w:sz="4"/>
-          <w:insideV w:val="single" w:color="auto" w:sz="4"/>
+          <w:insideH w:val="single" w:color="C7D2DD" w:sz="6"/>
+          <w:insideV w:val="single" w:color="C7D2DD" w:sz="6"/>
         </w:tblBorders>
       </w:tblPr>
       <w:tblGrid>
-        <w:gridCol w:w="100"/>
+        <w:gridCol w:w="2800"/>
+        <w:gridCol w:w="3560"/>
+        <w:gridCol w:w="3000"/>
       </w:tblGrid>
       <w:tr>
-        <w:tc>
-          <w:tcPr>
+        <w:trPr>
+          <w:cantSplit/>
+          <w:tblHeader/>
+        </w:trPr>
+        <w:tc>
+          <w:tcPr>
+            <w:tcW w:type="dxa" w:w="2800"/>
+            <w:shd w:fill="EEF4F8" w:color="auto" w:val="clear"/>
+            <w:tcMar>
+              <w:top w:type="dxa" w:w="60"/>
+              <w:left w:type="dxa" w:w="100"/>
+              <w:bottom w:type="dxa" w:w="60"/>
+              <w:right w:type="dxa" w:w="100"/>
+            </w:tcMar>
+          </w:tcPr>
+          <w:p>
+            <w:pPr>
+              <w:spacing w:after="0"/>
+            </w:pPr>
+            <w:r>
+              <w:rPr>
+                <w:b/>
+                <w:bCs/>
+                <w:color w:val="12355B"/>
+                <w:sz w:val="16"/>
+                <w:szCs w:val="16"/>
+              </w:rPr>
+              <w:t xml:space="preserve">CORE PROBLEM / GIVEN REPRESENTATION</w:t>
+            </w:r>
+          </w:p>
+        </w:tc>
+        <w:tc>
+          <w:tcPr>
+            <w:tcW w:type="dxa" w:w="3560"/>
+            <w:shd w:fill="EEF4F8" w:color="auto" w:val="clear"/>
+            <w:tcMar>
+              <w:top w:type="dxa" w:w="60"/>
+              <w:left w:type="dxa" w:w="100"/>
+              <w:bottom w:type="dxa" w:w="60"/>
+              <w:right w:type="dxa" w:w="100"/>
+            </w:tcMar>
+          </w:tcPr>
+          <w:p>
+            <w:pPr>
+              <w:spacing w:after="0"/>
+            </w:pPr>
+            <w:r>
+              <w:rPr>
+                <w:b/>
+                <w:bCs/>
+                <w:color w:val="12355B"/>
+                <w:sz w:val="16"/>
+                <w:szCs w:val="16"/>
+              </w:rPr>
+              <w:t xml:space="preserve">WORKING SPACE / CALCULATION STEPS</w:t>
+            </w:r>
+          </w:p>
+        </w:tc>
+        <w:tc>
+          <w:tcPr>
+            <w:tcW w:type="dxa" w:w="3000"/>
             <w:shd w:fill="FBF3E2" w:color="auto" w:val="clear"/>
             <w:tcMar>
               <w:top w:type="dxa" w:w="60"/>
-              <w:left w:type="dxa" w:w="120"/>
+              <w:left w:type="dxa" w:w="100"/>
               <w:bottom w:type="dxa" w:w="60"/>
-              <w:right w:type="dxa" w:w="120"/>
-            </w:tcMar>
-          </w:tcPr>
-          <w:p>
-            <w:pPr>
-              <w:spacing w:after="0" w:line="320"/>
+              <w:right w:type="dxa" w:w="100"/>
+            </w:tcMar>
+          </w:tcPr>
+          <w:p>
+            <w:pPr>
+              <w:spacing w:after="0"/>
+            </w:pPr>
+            <w:r>
+              <w:rPr>
+                <w:b/>
+                <w:bCs/>
+                <w:color w:val="B97A12"/>
+                <w:sz w:val="16"/>
+                <w:szCs w:val="16"/>
+              </w:rPr>
+              <w:t xml:space="preserve">EXPLAIN YOUR REASONING</w:t>
+            </w:r>
+          </w:p>
+        </w:tc>
+      </w:tr>
+      <w:tr>
+        <w:trPr>
+          <w:cantSplit/>
+        </w:trPr>
+        <w:tc>
+          <w:tcPr>
+            <w:tcW w:type="dxa" w:w="2800"/>
+            <w:tcMar>
+              <w:top w:type="dxa" w:w="80"/>
+              <w:left w:type="dxa" w:w="100"/>
+              <w:bottom w:type="dxa" w:w="80"/>
+              <w:right w:type="dxa" w:w="100"/>
+            </w:tcMar>
+            <w:vAlign w:val="top"/>
+          </w:tcPr>
+          <w:p>
+            <w:pPr>
+              <w:spacing w:after="60"/>
+            </w:pPr>
+            <w:r>
+              <w:rPr>
+                <w:b/>
+                <w:bCs/>
+                <w:color w:val="12355B"/>
+                <w:sz w:val="21"/>
+                <w:szCs w:val="21"/>
+              </w:rPr>
+              <w:t xml:space="preserve">1.  </w:t>
+            </w:r>
+            <w:r>
+              <w:rPr>
+                <w:b/>
+                <w:bCs/>
+                <w:sz w:val="20"/>
+                <w:szCs w:val="20"/>
+              </w:rPr>
+              <w:t xml:space="preserve">Player A had 18 points before making 10 two-pointers in a row. How many points does Player A have after the streak?</w:t>
+            </w:r>
+          </w:p>
+          <w:p>
+            <w:pPr>
+              <w:spacing w:after="30"/>
+              <w:ind w:left="180"/>
+            </w:pPr>
+            <w:r>
+              <w:rPr>
+                <w:sz w:val="19"/>
+                <w:szCs w:val="19"/>
+              </w:rPr>
+              <w:t xml:space="preserve">A)  20</w:t>
+            </w:r>
+          </w:p>
+          <w:p>
+            <w:pPr>
+              <w:spacing w:after="30"/>
+              <w:ind w:left="180"/>
+            </w:pPr>
+            <w:r>
+              <w:rPr>
+                <w:sz w:val="19"/>
+                <w:szCs w:val="19"/>
+              </w:rPr>
+              <w:t xml:space="preserve">B)  28</w:t>
+            </w:r>
+          </w:p>
+          <w:p>
+            <w:pPr>
+              <w:spacing w:after="30"/>
+              <w:ind w:left="180"/>
+            </w:pPr>
+            <w:r>
+              <w:rPr>
+                <w:sz w:val="19"/>
+                <w:szCs w:val="19"/>
+              </w:rPr>
+              <w:t xml:space="preserve">C)  38</w:t>
+            </w:r>
+          </w:p>
+          <w:p>
+            <w:pPr>
+              <w:spacing w:after="30"/>
+              <w:ind w:left="180"/>
+            </w:pPr>
+            <w:r>
+              <w:rPr>
+                <w:sz w:val="19"/>
+                <w:szCs w:val="19"/>
+              </w:rPr>
+              <w:t xml:space="preserve">D)  48</w:t>
+            </w:r>
+          </w:p>
+        </w:tc>
+        <w:tc>
+          <w:tcPr>
+            <w:tcW w:type="dxa" w:w="3560"/>
+            <w:tcMar>
+              <w:top w:type="dxa" w:w="80"/>
+              <w:left w:type="dxa" w:w="100"/>
+              <w:bottom w:type="dxa" w:w="80"/>
+              <w:right w:type="dxa" w:w="100"/>
+            </w:tcMar>
+            <w:vAlign w:val="top"/>
+          </w:tcPr>
+          <w:p>
+            <w:pPr>
+              <w:spacing w:after="40"/>
+            </w:pPr>
+            <w:r>
+              <w:rPr>
+                <w:b/>
+                <w:bCs/>
+                <w:color w:val="1FA6A2"/>
+                <w:sz w:val="19"/>
+                <w:szCs w:val="19"/>
+              </w:rPr>
+              <w:t xml:space="preserve">Solution:  </w:t>
+            </w:r>
+            <w:r>
+              <w:rPr>
+                <w:b/>
+                <w:bCs/>
+                <w:sz w:val="19"/>
+                <w:szCs w:val="19"/>
+              </w:rPr>
+              <w:t xml:space="preserve">C)  38</w:t>
+            </w:r>
+          </w:p>
+          <w:p>
+            <w:pPr>
+              <w:spacing w:after="40"/>
+            </w:pPr>
+            <w:r>
+              <w:rPr>
+                <w:i/>
+                <w:iCs/>
+                <w:color w:val="5F6F80"/>
+                <w:sz w:val="18"/>
+                <w:szCs w:val="18"/>
+              </w:rPr>
+              <w:t xml:space="preserve">Ten two-pointers add 10 × 2 = 20 points, and 18 + 20 = 38 points.</w:t>
+            </w:r>
+          </w:p>
+          <w:p>
+            <w:pPr>
+              <w:pBdr>
+                <w:bottom w:val="single" w:color="AFBECC" w:sz="6"/>
+              </w:pBdr>
+              <w:spacing w:after="30" w:before="150"/>
             </w:pPr>
             <w:r>
               <w:t xml:space="preserve"/>
@@ -3376,7 +3787,125 @@
           </w:p>
           <w:p>
             <w:pPr>
-              <w:spacing w:after="0" w:line="320"/>
+              <w:pBdr>
+                <w:bottom w:val="single" w:color="AFBECC" w:sz="6"/>
+              </w:pBdr>
+              <w:spacing w:after="30" w:before="150"/>
+            </w:pPr>
+            <w:r>
+              <w:t xml:space="preserve"/>
+            </w:r>
+          </w:p>
+        </w:tc>
+        <w:tc>
+          <w:tcPr>
+            <w:tcW w:type="dxa" w:w="3000"/>
+            <w:shd w:fill="FBF3E2" w:color="auto" w:val="clear"/>
+            <w:tcMar>
+              <w:top w:type="dxa" w:w="80"/>
+              <w:left w:type="dxa" w:w="100"/>
+              <w:bottom w:type="dxa" w:w="80"/>
+              <w:right w:type="dxa" w:w="100"/>
+            </w:tcMar>
+            <w:vAlign w:val="top"/>
+          </w:tcPr>
+          <w:p>
+            <w:pPr>
+              <w:spacing w:after="40"/>
+            </w:pPr>
+            <w:r>
+              <w:rPr>
+                <w:b/>
+                <w:bCs/>
+                <w:color w:val="12355B"/>
+                <w:sz w:val="19"/>
+                <w:szCs w:val="19"/>
+              </w:rPr>
+              <w:t xml:space="preserve">Because... </w:t>
+            </w:r>
+            <w:r>
+              <w:rPr>
+                <w:color w:val="AFBECC"/>
+                <w:sz w:val="19"/>
+                <w:szCs w:val="19"/>
+              </w:rPr>
+              <w:t xml:space="preserve">________________</w:t>
+            </w:r>
+          </w:p>
+          <w:p>
+            <w:pPr>
+              <w:pBdr>
+                <w:bottom w:val="single" w:color="AFBECC" w:sz="6"/>
+              </w:pBdr>
+              <w:spacing w:after="30" w:before="150"/>
+            </w:pPr>
+            <w:r>
+              <w:t xml:space="preserve"/>
+            </w:r>
+          </w:p>
+          <w:p>
+            <w:pPr>
+              <w:spacing w:after="40" w:before="80"/>
+            </w:pPr>
+            <w:r>
+              <w:rPr>
+                <w:b/>
+                <w:bCs/>
+                <w:color w:val="6B4FA0"/>
+                <w:sz w:val="19"/>
+                <w:szCs w:val="19"/>
+              </w:rPr>
+              <w:t xml:space="preserve">Although... </w:t>
+            </w:r>
+            <w:r>
+              <w:rPr>
+                <w:color w:val="AFBECC"/>
+                <w:sz w:val="19"/>
+                <w:szCs w:val="19"/>
+              </w:rPr>
+              <w:t xml:space="preserve">_______________</w:t>
+            </w:r>
+          </w:p>
+          <w:p>
+            <w:pPr>
+              <w:pBdr>
+                <w:bottom w:val="single" w:color="AFBECC" w:sz="6"/>
+              </w:pBdr>
+              <w:spacing w:after="30" w:before="150"/>
+            </w:pPr>
+            <w:r>
+              <w:t xml:space="preserve"/>
+            </w:r>
+          </w:p>
+          <w:p>
+            <w:pPr>
+              <w:spacing w:after="40" w:before="80"/>
+            </w:pPr>
+            <w:r>
+              <w:rPr>
+                <w:b/>
+                <w:bCs/>
+                <w:color w:val="1FA6A2"/>
+                <w:sz w:val="19"/>
+                <w:szCs w:val="19"/>
+              </w:rPr>
+              <w:t xml:space="preserve">Therefore... </w:t>
+            </w:r>
+            <w:r>
+              <w:rPr>
+                <w:color w:val="AFBECC"/>
+                <w:sz w:val="19"/>
+                <w:szCs w:val="19"/>
+              </w:rPr>
+              <w:t xml:space="preserve">______________</w:t>
+            </w:r>
+          </w:p>
+          <w:p>
+            <w:pPr>
+              <w:pBdr>
+                <w:bottom w:val="single" w:color="AFBECC" w:sz="6"/>
+              </w:pBdr>
+              <w:spacing w:after="30" w:before="150"/>
             </w:pPr>
             <w:r>
               <w:t xml:space="preserve"/>
@@ -3387,84 +3916,7 @@
     </w:tbl>
     <w:p>
       <w:pPr>
-        <w:keepNext/>
-        <w:spacing w:after="60" w:before="160"/>
-      </w:pPr>
-      <w:r>
-        <w:rPr>
-          <w:b/>
-          <w:bCs/>
-          <w:color w:val="12355B"/>
-          <w:sz w:val="22"/>
-          <w:szCs w:val="22"/>
-        </w:rPr>
-        <w:t xml:space="preserve">2.  </w:t>
-      </w:r>
-      <w:r>
-        <w:rPr>
-          <w:b/>
-          <w:bCs/>
-          <w:sz w:val="21"/>
-          <w:szCs w:val="21"/>
-        </w:rPr>
-        <w:t xml:space="preserve">Akela's jar totals $53.50. Why can the number of pennies only be a multiple of 5?</w:t>
-      </w:r>
-    </w:p>
-    <w:p>
-      <w:pPr>
-        <w:spacing w:after="40"/>
-        <w:ind w:left="420"/>
-      </w:pPr>
-      <w:r>
-        <w:rPr>
-          <w:sz w:val="20"/>
-          <w:szCs w:val="20"/>
-        </w:rPr>
-        <w:t xml:space="preserve">A)  Because the total's cents end in 0, and only pennies make amounts that aren't multiples of 5 cents</w:t>
-      </w:r>
-    </w:p>
-    <w:p>
-      <w:pPr>
-        <w:spacing w:after="40"/>
-        <w:ind w:left="420"/>
-      </w:pPr>
-      <w:r>
-        <w:rPr>
-          <w:sz w:val="20"/>
-          <w:szCs w:val="20"/>
-        </w:rPr>
-        <w:t xml:space="preserve">B)  Because pennies always come in rolls of 5</w:t>
-      </w:r>
-    </w:p>
-    <w:p>
-      <w:pPr>
-        <w:spacing w:after="40"/>
-        <w:ind w:left="420"/>
-      </w:pPr>
-      <w:r>
-        <w:rPr>
-          <w:sz w:val="20"/>
-          <w:szCs w:val="20"/>
-        </w:rPr>
-        <w:t xml:space="preserve">C)  Because there are exactly 5 kinds of coins in the jar</w:t>
-      </w:r>
-    </w:p>
-    <w:p>
-      <w:pPr>
-        <w:spacing w:after="40"/>
-        <w:ind w:left="420"/>
-      </w:pPr>
-      <w:r>
-        <w:rPr>
-          <w:sz w:val="20"/>
-          <w:szCs w:val="20"/>
-        </w:rPr>
-        <w:t xml:space="preserve">D)  Because $53.50 is divisible by 5</w:t>
-      </w:r>
-    </w:p>
-    <w:p>
-      <w:pPr>
-        <w:spacing w:after="20"/>
+        <w:spacing w:after="80"/>
       </w:pPr>
       <w:r>
         <w:t xml:space="preserve"/>
@@ -3472,33 +3924,256 @@
     </w:p>
     <w:tbl>
       <w:tblPr>
-        <w:tblW w:type="pct" w:w="100%"/>
+        <w:tblW w:type="dxa" w:w="9360"/>
         <w:tblBorders>
           <w:top w:val="single" w:color="C7D2DD" w:sz="6"/>
           <w:left w:val="single" w:color="C7D2DD" w:sz="6"/>
           <w:bottom w:val="single" w:color="C7D2DD" w:sz="6"/>
           <w:right w:val="single" w:color="C7D2DD" w:sz="6"/>
-          <w:insideH w:val="single" w:color="auto" w:sz="4"/>
-          <w:insideV w:val="single" w:color="auto" w:sz="4"/>
+          <w:insideH w:val="single" w:color="C7D2DD" w:sz="6"/>
+          <w:insideV w:val="single" w:color="C7D2DD" w:sz="6"/>
         </w:tblBorders>
       </w:tblPr>
       <w:tblGrid>
-        <w:gridCol w:w="100"/>
+        <w:gridCol w:w="2800"/>
+        <w:gridCol w:w="3560"/>
+        <w:gridCol w:w="3000"/>
       </w:tblGrid>
       <w:tr>
-        <w:tc>
-          <w:tcPr>
+        <w:trPr>
+          <w:cantSplit/>
+          <w:tblHeader/>
+        </w:trPr>
+        <w:tc>
+          <w:tcPr>
+            <w:tcW w:type="dxa" w:w="2800"/>
+            <w:shd w:fill="EEF4F8" w:color="auto" w:val="clear"/>
+            <w:tcMar>
+              <w:top w:type="dxa" w:w="60"/>
+              <w:left w:type="dxa" w:w="100"/>
+              <w:bottom w:type="dxa" w:w="60"/>
+              <w:right w:type="dxa" w:w="100"/>
+            </w:tcMar>
+          </w:tcPr>
+          <w:p>
+            <w:pPr>
+              <w:spacing w:after="0"/>
+            </w:pPr>
+            <w:r>
+              <w:rPr>
+                <w:b/>
+                <w:bCs/>
+                <w:color w:val="12355B"/>
+                <w:sz w:val="16"/>
+                <w:szCs w:val="16"/>
+              </w:rPr>
+              <w:t xml:space="preserve">CORE PROBLEM / GIVEN REPRESENTATION</w:t>
+            </w:r>
+          </w:p>
+        </w:tc>
+        <w:tc>
+          <w:tcPr>
+            <w:tcW w:type="dxa" w:w="3560"/>
+            <w:shd w:fill="EEF4F8" w:color="auto" w:val="clear"/>
+            <w:tcMar>
+              <w:top w:type="dxa" w:w="60"/>
+              <w:left w:type="dxa" w:w="100"/>
+              <w:bottom w:type="dxa" w:w="60"/>
+              <w:right w:type="dxa" w:w="100"/>
+            </w:tcMar>
+          </w:tcPr>
+          <w:p>
+            <w:pPr>
+              <w:spacing w:after="0"/>
+            </w:pPr>
+            <w:r>
+              <w:rPr>
+                <w:b/>
+                <w:bCs/>
+                <w:color w:val="12355B"/>
+                <w:sz w:val="16"/>
+                <w:szCs w:val="16"/>
+              </w:rPr>
+              <w:t xml:space="preserve">WORKING SPACE / CALCULATION STEPS</w:t>
+            </w:r>
+          </w:p>
+        </w:tc>
+        <w:tc>
+          <w:tcPr>
+            <w:tcW w:type="dxa" w:w="3000"/>
             <w:shd w:fill="FBF3E2" w:color="auto" w:val="clear"/>
             <w:tcMar>
               <w:top w:type="dxa" w:w="60"/>
-              <w:left w:type="dxa" w:w="120"/>
+              <w:left w:type="dxa" w:w="100"/>
               <w:bottom w:type="dxa" w:w="60"/>
-              <w:right w:type="dxa" w:w="120"/>
-            </w:tcMar>
-          </w:tcPr>
-          <w:p>
-            <w:pPr>
-              <w:spacing w:after="0" w:line="320"/>
+              <w:right w:type="dxa" w:w="100"/>
+            </w:tcMar>
+          </w:tcPr>
+          <w:p>
+            <w:pPr>
+              <w:spacing w:after="0"/>
+            </w:pPr>
+            <w:r>
+              <w:rPr>
+                <w:b/>
+                <w:bCs/>
+                <w:color w:val="B97A12"/>
+                <w:sz w:val="16"/>
+                <w:szCs w:val="16"/>
+              </w:rPr>
+              <w:t xml:space="preserve">EXPLAIN YOUR REASONING</w:t>
+            </w:r>
+          </w:p>
+        </w:tc>
+      </w:tr>
+      <w:tr>
+        <w:trPr>
+          <w:cantSplit/>
+        </w:trPr>
+        <w:tc>
+          <w:tcPr>
+            <w:tcW w:type="dxa" w:w="2800"/>
+            <w:tcMar>
+              <w:top w:type="dxa" w:w="80"/>
+              <w:left w:type="dxa" w:w="100"/>
+              <w:bottom w:type="dxa" w:w="80"/>
+              <w:right w:type="dxa" w:w="100"/>
+            </w:tcMar>
+            <w:vAlign w:val="top"/>
+          </w:tcPr>
+          <w:p>
+            <w:pPr>
+              <w:spacing w:after="60"/>
+            </w:pPr>
+            <w:r>
+              <w:rPr>
+                <w:b/>
+                <w:bCs/>
+                <w:color w:val="12355B"/>
+                <w:sz w:val="21"/>
+                <w:szCs w:val="21"/>
+              </w:rPr>
+              <w:t xml:space="preserve">2.  </w:t>
+            </w:r>
+            <w:r>
+              <w:rPr>
+                <w:b/>
+                <w:bCs/>
+                <w:sz w:val="20"/>
+                <w:szCs w:val="20"/>
+              </w:rPr>
+              <w:t xml:space="preserve">Akela's jar totals $53.50. Why can the number of pennies only be a multiple of 5?</w:t>
+            </w:r>
+          </w:p>
+          <w:p>
+            <w:pPr>
+              <w:spacing w:after="30"/>
+              <w:ind w:left="180"/>
+            </w:pPr>
+            <w:r>
+              <w:rPr>
+                <w:sz w:val="19"/>
+                <w:szCs w:val="19"/>
+              </w:rPr>
+              <w:t xml:space="preserve">A)  Because the total's cents end in 0, and only pennies make amounts that aren't multiples of 5 cents</w:t>
+            </w:r>
+          </w:p>
+          <w:p>
+            <w:pPr>
+              <w:spacing w:after="30"/>
+              <w:ind w:left="180"/>
+            </w:pPr>
+            <w:r>
+              <w:rPr>
+                <w:sz w:val="19"/>
+                <w:szCs w:val="19"/>
+              </w:rPr>
+              <w:t xml:space="preserve">B)  Because pennies always come in rolls of 5</w:t>
+            </w:r>
+          </w:p>
+          <w:p>
+            <w:pPr>
+              <w:spacing w:after="30"/>
+              <w:ind w:left="180"/>
+            </w:pPr>
+            <w:r>
+              <w:rPr>
+                <w:sz w:val="19"/>
+                <w:szCs w:val="19"/>
+              </w:rPr>
+              <w:t xml:space="preserve">C)  Because there are exactly 5 kinds of coins in the jar</w:t>
+            </w:r>
+          </w:p>
+          <w:p>
+            <w:pPr>
+              <w:spacing w:after="30"/>
+              <w:ind w:left="180"/>
+            </w:pPr>
+            <w:r>
+              <w:rPr>
+                <w:sz w:val="19"/>
+                <w:szCs w:val="19"/>
+              </w:rPr>
+              <w:t xml:space="preserve">D)  Because $53.50 is divisible by 5</w:t>
+            </w:r>
+          </w:p>
+        </w:tc>
+        <w:tc>
+          <w:tcPr>
+            <w:tcW w:type="dxa" w:w="3560"/>
+            <w:tcMar>
+              <w:top w:type="dxa" w:w="80"/>
+              <w:left w:type="dxa" w:w="100"/>
+              <w:bottom w:type="dxa" w:w="80"/>
+              <w:right w:type="dxa" w:w="100"/>
+            </w:tcMar>
+            <w:vAlign w:val="top"/>
+          </w:tcPr>
+          <w:p>
+            <w:pPr>
+              <w:spacing w:after="40"/>
+            </w:pPr>
+            <w:r>
+              <w:rPr>
+                <w:b/>
+                <w:bCs/>
+                <w:color w:val="1FA6A2"/>
+                <w:sz w:val="19"/>
+                <w:szCs w:val="19"/>
+              </w:rPr>
+              <w:t xml:space="preserve">Solution:  </w:t>
+            </w:r>
+            <w:r>
+              <w:rPr>
+                <w:b/>
+                <w:bCs/>
+                <w:sz w:val="19"/>
+                <w:szCs w:val="19"/>
+              </w:rPr>
+              <w:t xml:space="preserve">A)  Because the total's cents end in 0, and only pennies make amounts that aren't multiples of 5 cents</w:t>
+            </w:r>
+          </w:p>
+          <w:p>
+            <w:pPr>
+              <w:spacing w:after="40"/>
+            </w:pPr>
+            <w:r>
+              <w:rPr>
+                <w:i/>
+                <w:iCs/>
+                <w:color w:val="5F6F80"/>
+                <w:sz w:val="18"/>
+                <w:szCs w:val="18"/>
+              </w:rPr>
+              <w:t xml:space="preserve">Nickels, dimes, and quarters are each worth a multiple of 5 cents. For the total to land on a 0, the pennies must also add up to a multiple of 5 cents — so their count is a multiple of 5.</w:t>
+            </w:r>
+          </w:p>
+          <w:p>
+            <w:pPr>
+              <w:pBdr>
+                <w:bottom w:val="single" w:color="AFBECC" w:sz="6"/>
+              </w:pBdr>
+              <w:spacing w:after="30" w:before="150"/>
             </w:pPr>
             <w:r>
               <w:t xml:space="preserve"/>
@@ -3506,7 +4181,125 @@
           </w:p>
           <w:p>
             <w:pPr>
-              <w:spacing w:after="0" w:line="320"/>
+              <w:pBdr>
+                <w:bottom w:val="single" w:color="AFBECC" w:sz="6"/>
+              </w:pBdr>
+              <w:spacing w:after="30" w:before="150"/>
+            </w:pPr>
+            <w:r>
+              <w:t xml:space="preserve"/>
+            </w:r>
+          </w:p>
+        </w:tc>
+        <w:tc>
+          <w:tcPr>
+            <w:tcW w:type="dxa" w:w="3000"/>
+            <w:shd w:fill="FBF3E2" w:color="auto" w:val="clear"/>
+            <w:tcMar>
+              <w:top w:type="dxa" w:w="80"/>
+              <w:left w:type="dxa" w:w="100"/>
+              <w:bottom w:type="dxa" w:w="80"/>
+              <w:right w:type="dxa" w:w="100"/>
+            </w:tcMar>
+            <w:vAlign w:val="top"/>
+          </w:tcPr>
+          <w:p>
+            <w:pPr>
+              <w:spacing w:after="40"/>
+            </w:pPr>
+            <w:r>
+              <w:rPr>
+                <w:b/>
+                <w:bCs/>
+                <w:color w:val="12355B"/>
+                <w:sz w:val="19"/>
+                <w:szCs w:val="19"/>
+              </w:rPr>
+              <w:t xml:space="preserve">Because... </w:t>
+            </w:r>
+            <w:r>
+              <w:rPr>
+                <w:color w:val="AFBECC"/>
+                <w:sz w:val="19"/>
+                <w:szCs w:val="19"/>
+              </w:rPr>
+              <w:t xml:space="preserve">________________</w:t>
+            </w:r>
+          </w:p>
+          <w:p>
+            <w:pPr>
+              <w:pBdr>
+                <w:bottom w:val="single" w:color="AFBECC" w:sz="6"/>
+              </w:pBdr>
+              <w:spacing w:after="30" w:before="150"/>
+            </w:pPr>
+            <w:r>
+              <w:t xml:space="preserve"/>
+            </w:r>
+          </w:p>
+          <w:p>
+            <w:pPr>
+              <w:spacing w:after="40" w:before="80"/>
+            </w:pPr>
+            <w:r>
+              <w:rPr>
+                <w:b/>
+                <w:bCs/>
+                <w:color w:val="6B4FA0"/>
+                <w:sz w:val="19"/>
+                <w:szCs w:val="19"/>
+              </w:rPr>
+              <w:t xml:space="preserve">Although... </w:t>
+            </w:r>
+            <w:r>
+              <w:rPr>
+                <w:color w:val="AFBECC"/>
+                <w:sz w:val="19"/>
+                <w:szCs w:val="19"/>
+              </w:rPr>
+              <w:t xml:space="preserve">_______________</w:t>
+            </w:r>
+          </w:p>
+          <w:p>
+            <w:pPr>
+              <w:pBdr>
+                <w:bottom w:val="single" w:color="AFBECC" w:sz="6"/>
+              </w:pBdr>
+              <w:spacing w:after="30" w:before="150"/>
+            </w:pPr>
+            <w:r>
+              <w:t xml:space="preserve"/>
+            </w:r>
+          </w:p>
+          <w:p>
+            <w:pPr>
+              <w:spacing w:after="40" w:before="80"/>
+            </w:pPr>
+            <w:r>
+              <w:rPr>
+                <w:b/>
+                <w:bCs/>
+                <w:color w:val="1FA6A2"/>
+                <w:sz w:val="19"/>
+                <w:szCs w:val="19"/>
+              </w:rPr>
+              <w:t xml:space="preserve">Therefore... </w:t>
+            </w:r>
+            <w:r>
+              <w:rPr>
+                <w:color w:val="AFBECC"/>
+                <w:sz w:val="19"/>
+                <w:szCs w:val="19"/>
+              </w:rPr>
+              <w:t xml:space="preserve">______________</w:t>
+            </w:r>
+          </w:p>
+          <w:p>
+            <w:pPr>
+              <w:pBdr>
+                <w:bottom w:val="single" w:color="AFBECC" w:sz="6"/>
+              </w:pBdr>
+              <w:spacing w:after="30" w:before="150"/>
             </w:pPr>
             <w:r>
               <w:t xml:space="preserve"/>
@@ -3517,84 +4310,7 @@
     </w:tbl>
     <w:p>
       <w:pPr>
-        <w:keepNext/>
-        <w:spacing w:after="60" w:before="160"/>
-      </w:pPr>
-      <w:r>
-        <w:rPr>
-          <w:b/>
-          <w:bCs/>
-          <w:color w:val="12355B"/>
-          <w:sz w:val="22"/>
-          <w:szCs w:val="22"/>
-        </w:rPr>
-        <w:t xml:space="preserve">3.  </w:t>
-      </w:r>
-      <w:r>
-        <w:rPr>
-          <w:b/>
-          <w:bCs/>
-          <w:sz w:val="21"/>
-          <w:szCs w:val="21"/>
-        </w:rPr>
-        <w:t xml:space="preserve">Which combination of coins totals exactly $53.50?</w:t>
-      </w:r>
-    </w:p>
-    <w:p>
-      <w:pPr>
-        <w:spacing w:after="40"/>
-        <w:ind w:left="420"/>
-      </w:pPr>
-      <w:r>
-        <w:rPr>
-          <w:sz w:val="20"/>
-          <w:szCs w:val="20"/>
-        </w:rPr>
-        <w:t xml:space="preserve">A)  100 quarters, 25 dimes, 15 nickels, 25 pennies</w:t>
-      </w:r>
-    </w:p>
-    <w:p>
-      <w:pPr>
-        <w:spacing w:after="40"/>
-        <w:ind w:left="420"/>
-      </w:pPr>
-      <w:r>
-        <w:rPr>
-          <w:sz w:val="20"/>
-          <w:szCs w:val="20"/>
-        </w:rPr>
-        <w:t xml:space="preserve">B)  200 quarters, 25 dimes, 15 nickels, 25 pennies</w:t>
-      </w:r>
-    </w:p>
-    <w:p>
-      <w:pPr>
-        <w:spacing w:after="40"/>
-        <w:ind w:left="420"/>
-      </w:pPr>
-      <w:r>
-        <w:rPr>
-          <w:sz w:val="20"/>
-          <w:szCs w:val="20"/>
-        </w:rPr>
-        <w:t xml:space="preserve">C)  200 quarters, 25 dimes, 15 nickels, 20 pennies</w:t>
-      </w:r>
-    </w:p>
-    <w:p>
-      <w:pPr>
-        <w:spacing w:after="40"/>
-        <w:ind w:left="420"/>
-      </w:pPr>
-      <w:r>
-        <w:rPr>
-          <w:sz w:val="20"/>
-          <w:szCs w:val="20"/>
-        </w:rPr>
-        <w:t xml:space="preserve">D)  200 quarters, 30 dimes, 15 nickels, 25 pennies</w:t>
-      </w:r>
-    </w:p>
-    <w:p>
-      <w:pPr>
-        <w:spacing w:after="20"/>
+        <w:spacing w:after="80"/>
       </w:pPr>
       <w:r>
         <w:t xml:space="preserve"/>
@@ -3602,33 +4318,256 @@
     </w:p>
     <w:tbl>
       <w:tblPr>
-        <w:tblW w:type="pct" w:w="100%"/>
+        <w:tblW w:type="dxa" w:w="9360"/>
         <w:tblBorders>
           <w:top w:val="single" w:color="C7D2DD" w:sz="6"/>
           <w:left w:val="single" w:color="C7D2DD" w:sz="6"/>
           <w:bottom w:val="single" w:color="C7D2DD" w:sz="6"/>
           <w:right w:val="single" w:color="C7D2DD" w:sz="6"/>
-          <w:insideH w:val="single" w:color="auto" w:sz="4"/>
-          <w:insideV w:val="single" w:color="auto" w:sz="4"/>
+          <w:insideH w:val="single" w:color="C7D2DD" w:sz="6"/>
+          <w:insideV w:val="single" w:color="C7D2DD" w:sz="6"/>
         </w:tblBorders>
       </w:tblPr>
       <w:tblGrid>
-        <w:gridCol w:w="100"/>
+        <w:gridCol w:w="2800"/>
+        <w:gridCol w:w="3560"/>
+        <w:gridCol w:w="3000"/>
       </w:tblGrid>
       <w:tr>
-        <w:tc>
-          <w:tcPr>
+        <w:trPr>
+          <w:cantSplit/>
+          <w:tblHeader/>
+        </w:trPr>
+        <w:tc>
+          <w:tcPr>
+            <w:tcW w:type="dxa" w:w="2800"/>
+            <w:shd w:fill="EEF4F8" w:color="auto" w:val="clear"/>
+            <w:tcMar>
+              <w:top w:type="dxa" w:w="60"/>
+              <w:left w:type="dxa" w:w="100"/>
+              <w:bottom w:type="dxa" w:w="60"/>
+              <w:right w:type="dxa" w:w="100"/>
+            </w:tcMar>
+          </w:tcPr>
+          <w:p>
+            <w:pPr>
+              <w:spacing w:after="0"/>
+            </w:pPr>
+            <w:r>
+              <w:rPr>
+                <w:b/>
+                <w:bCs/>
+                <w:color w:val="12355B"/>
+                <w:sz w:val="16"/>
+                <w:szCs w:val="16"/>
+              </w:rPr>
+              <w:t xml:space="preserve">CORE PROBLEM / GIVEN REPRESENTATION</w:t>
+            </w:r>
+          </w:p>
+        </w:tc>
+        <w:tc>
+          <w:tcPr>
+            <w:tcW w:type="dxa" w:w="3560"/>
+            <w:shd w:fill="EEF4F8" w:color="auto" w:val="clear"/>
+            <w:tcMar>
+              <w:top w:type="dxa" w:w="60"/>
+              <w:left w:type="dxa" w:w="100"/>
+              <w:bottom w:type="dxa" w:w="60"/>
+              <w:right w:type="dxa" w:w="100"/>
+            </w:tcMar>
+          </w:tcPr>
+          <w:p>
+            <w:pPr>
+              <w:spacing w:after="0"/>
+            </w:pPr>
+            <w:r>
+              <w:rPr>
+                <w:b/>
+                <w:bCs/>
+                <w:color w:val="12355B"/>
+                <w:sz w:val="16"/>
+                <w:szCs w:val="16"/>
+              </w:rPr>
+              <w:t xml:space="preserve">WORKING SPACE / CALCULATION STEPS</w:t>
+            </w:r>
+          </w:p>
+        </w:tc>
+        <w:tc>
+          <w:tcPr>
+            <w:tcW w:type="dxa" w:w="3000"/>
             <w:shd w:fill="FBF3E2" w:color="auto" w:val="clear"/>
             <w:tcMar>
               <w:top w:type="dxa" w:w="60"/>
-              <w:left w:type="dxa" w:w="120"/>
+              <w:left w:type="dxa" w:w="100"/>
               <w:bottom w:type="dxa" w:w="60"/>
-              <w:right w:type="dxa" w:w="120"/>
-            </w:tcMar>
-          </w:tcPr>
-          <w:p>
-            <w:pPr>
-              <w:spacing w:after="0" w:line="320"/>
+              <w:right w:type="dxa" w:w="100"/>
+            </w:tcMar>
+          </w:tcPr>
+          <w:p>
+            <w:pPr>
+              <w:spacing w:after="0"/>
+            </w:pPr>
+            <w:r>
+              <w:rPr>
+                <w:b/>
+                <w:bCs/>
+                <w:color w:val="B97A12"/>
+                <w:sz w:val="16"/>
+                <w:szCs w:val="16"/>
+              </w:rPr>
+              <w:t xml:space="preserve">EXPLAIN YOUR REASONING</w:t>
+            </w:r>
+          </w:p>
+        </w:tc>
+      </w:tr>
+      <w:tr>
+        <w:trPr>
+          <w:cantSplit/>
+        </w:trPr>
+        <w:tc>
+          <w:tcPr>
+            <w:tcW w:type="dxa" w:w="2800"/>
+            <w:tcMar>
+              <w:top w:type="dxa" w:w="80"/>
+              <w:left w:type="dxa" w:w="100"/>
+              <w:bottom w:type="dxa" w:w="80"/>
+              <w:right w:type="dxa" w:w="100"/>
+            </w:tcMar>
+            <w:vAlign w:val="top"/>
+          </w:tcPr>
+          <w:p>
+            <w:pPr>
+              <w:spacing w:after="60"/>
+            </w:pPr>
+            <w:r>
+              <w:rPr>
+                <w:b/>
+                <w:bCs/>
+                <w:color w:val="12355B"/>
+                <w:sz w:val="21"/>
+                <w:szCs w:val="21"/>
+              </w:rPr>
+              <w:t xml:space="preserve">3.  </w:t>
+            </w:r>
+            <w:r>
+              <w:rPr>
+                <w:b/>
+                <w:bCs/>
+                <w:sz w:val="20"/>
+                <w:szCs w:val="20"/>
+              </w:rPr>
+              <w:t xml:space="preserve">Which combination of coins totals exactly $53.50?</w:t>
+            </w:r>
+          </w:p>
+          <w:p>
+            <w:pPr>
+              <w:spacing w:after="30"/>
+              <w:ind w:left="180"/>
+            </w:pPr>
+            <w:r>
+              <w:rPr>
+                <w:sz w:val="19"/>
+                <w:szCs w:val="19"/>
+              </w:rPr>
+              <w:t xml:space="preserve">A)  100 quarters, 25 dimes, 15 nickels, 25 pennies</w:t>
+            </w:r>
+          </w:p>
+          <w:p>
+            <w:pPr>
+              <w:spacing w:after="30"/>
+              <w:ind w:left="180"/>
+            </w:pPr>
+            <w:r>
+              <w:rPr>
+                <w:sz w:val="19"/>
+                <w:szCs w:val="19"/>
+              </w:rPr>
+              <w:t xml:space="preserve">B)  200 quarters, 25 dimes, 15 nickels, 25 pennies</w:t>
+            </w:r>
+          </w:p>
+          <w:p>
+            <w:pPr>
+              <w:spacing w:after="30"/>
+              <w:ind w:left="180"/>
+            </w:pPr>
+            <w:r>
+              <w:rPr>
+                <w:sz w:val="19"/>
+                <w:szCs w:val="19"/>
+              </w:rPr>
+              <w:t xml:space="preserve">C)  200 quarters, 25 dimes, 15 nickels, 20 pennies</w:t>
+            </w:r>
+          </w:p>
+          <w:p>
+            <w:pPr>
+              <w:spacing w:after="30"/>
+              <w:ind w:left="180"/>
+            </w:pPr>
+            <w:r>
+              <w:rPr>
+                <w:sz w:val="19"/>
+                <w:szCs w:val="19"/>
+              </w:rPr>
+              <w:t xml:space="preserve">D)  200 quarters, 30 dimes, 15 nickels, 25 pennies</w:t>
+            </w:r>
+          </w:p>
+        </w:tc>
+        <w:tc>
+          <w:tcPr>
+            <w:tcW w:type="dxa" w:w="3560"/>
+            <w:tcMar>
+              <w:top w:type="dxa" w:w="80"/>
+              <w:left w:type="dxa" w:w="100"/>
+              <w:bottom w:type="dxa" w:w="80"/>
+              <w:right w:type="dxa" w:w="100"/>
+            </w:tcMar>
+            <w:vAlign w:val="top"/>
+          </w:tcPr>
+          <w:p>
+            <w:pPr>
+              <w:spacing w:after="40"/>
+            </w:pPr>
+            <w:r>
+              <w:rPr>
+                <w:b/>
+                <w:bCs/>
+                <w:color w:val="1FA6A2"/>
+                <w:sz w:val="19"/>
+                <w:szCs w:val="19"/>
+              </w:rPr>
+              <w:t xml:space="preserve">Solution:  </w:t>
+            </w:r>
+            <w:r>
+              <w:rPr>
+                <w:b/>
+                <w:bCs/>
+                <w:sz w:val="19"/>
+                <w:szCs w:val="19"/>
+              </w:rPr>
+              <w:t xml:space="preserve">B)  200 quarters, 25 dimes, 15 nickels, 25 pennies</w:t>
+            </w:r>
+          </w:p>
+          <w:p>
+            <w:pPr>
+              <w:spacing w:after="40"/>
+            </w:pPr>
+            <w:r>
+              <w:rPr>
+                <w:i/>
+                <w:iCs/>
+                <w:color w:val="5F6F80"/>
+                <w:sz w:val="18"/>
+                <w:szCs w:val="18"/>
+              </w:rPr>
+              <w:t xml:space="preserve">$50.00 + $2.50 + $0.75 + $0.25 = $53.50 exactly.</w:t>
+            </w:r>
+          </w:p>
+          <w:p>
+            <w:pPr>
+              <w:pBdr>
+                <w:bottom w:val="single" w:color="AFBECC" w:sz="6"/>
+              </w:pBdr>
+              <w:spacing w:after="30" w:before="150"/>
             </w:pPr>
             <w:r>
               <w:t xml:space="preserve"/>
@@ -3636,7 +4575,125 @@
           </w:p>
           <w:p>
             <w:pPr>
-              <w:spacing w:after="0" w:line="320"/>
+              <w:pBdr>
+                <w:bottom w:val="single" w:color="AFBECC" w:sz="6"/>
+              </w:pBdr>
+              <w:spacing w:after="30" w:before="150"/>
+            </w:pPr>
+            <w:r>
+              <w:t xml:space="preserve"/>
+            </w:r>
+          </w:p>
+        </w:tc>
+        <w:tc>
+          <w:tcPr>
+            <w:tcW w:type="dxa" w:w="3000"/>
+            <w:shd w:fill="FBF3E2" w:color="auto" w:val="clear"/>
+            <w:tcMar>
+              <w:top w:type="dxa" w:w="80"/>
+              <w:left w:type="dxa" w:w="100"/>
+              <w:bottom w:type="dxa" w:w="80"/>
+              <w:right w:type="dxa" w:w="100"/>
+            </w:tcMar>
+            <w:vAlign w:val="top"/>
+          </w:tcPr>
+          <w:p>
+            <w:pPr>
+              <w:spacing w:after="40"/>
+            </w:pPr>
+            <w:r>
+              <w:rPr>
+                <w:b/>
+                <w:bCs/>
+                <w:color w:val="12355B"/>
+                <w:sz w:val="19"/>
+                <w:szCs w:val="19"/>
+              </w:rPr>
+              <w:t xml:space="preserve">Because... </w:t>
+            </w:r>
+            <w:r>
+              <w:rPr>
+                <w:color w:val="AFBECC"/>
+                <w:sz w:val="19"/>
+                <w:szCs w:val="19"/>
+              </w:rPr>
+              <w:t xml:space="preserve">________________</w:t>
+            </w:r>
+          </w:p>
+          <w:p>
+            <w:pPr>
+              <w:pBdr>
+                <w:bottom w:val="single" w:color="AFBECC" w:sz="6"/>
+              </w:pBdr>
+              <w:spacing w:after="30" w:before="150"/>
+            </w:pPr>
+            <w:r>
+              <w:t xml:space="preserve"/>
+            </w:r>
+          </w:p>
+          <w:p>
+            <w:pPr>
+              <w:spacing w:after="40" w:before="80"/>
+            </w:pPr>
+            <w:r>
+              <w:rPr>
+                <w:b/>
+                <w:bCs/>
+                <w:color w:val="6B4FA0"/>
+                <w:sz w:val="19"/>
+                <w:szCs w:val="19"/>
+              </w:rPr>
+              <w:t xml:space="preserve">Although... </w:t>
+            </w:r>
+            <w:r>
+              <w:rPr>
+                <w:color w:val="AFBECC"/>
+                <w:sz w:val="19"/>
+                <w:szCs w:val="19"/>
+              </w:rPr>
+              <w:t xml:space="preserve">_______________</w:t>
+            </w:r>
+          </w:p>
+          <w:p>
+            <w:pPr>
+              <w:pBdr>
+                <w:bottom w:val="single" w:color="AFBECC" w:sz="6"/>
+              </w:pBdr>
+              <w:spacing w:after="30" w:before="150"/>
+            </w:pPr>
+            <w:r>
+              <w:t xml:space="preserve"/>
+            </w:r>
+          </w:p>
+          <w:p>
+            <w:pPr>
+              <w:spacing w:after="40" w:before="80"/>
+            </w:pPr>
+            <w:r>
+              <w:rPr>
+                <w:b/>
+                <w:bCs/>
+                <w:color w:val="1FA6A2"/>
+                <w:sz w:val="19"/>
+                <w:szCs w:val="19"/>
+              </w:rPr>
+              <w:t xml:space="preserve">Therefore... </w:t>
+            </w:r>
+            <w:r>
+              <w:rPr>
+                <w:color w:val="AFBECC"/>
+                <w:sz w:val="19"/>
+                <w:szCs w:val="19"/>
+              </w:rPr>
+              <w:t xml:space="preserve">______________</w:t>
+            </w:r>
+          </w:p>
+          <w:p>
+            <w:pPr>
+              <w:pBdr>
+                <w:bottom w:val="single" w:color="AFBECC" w:sz="6"/>
+              </w:pBdr>
+              <w:spacing w:after="30" w:before="150"/>
             </w:pPr>
             <w:r>
               <w:t xml:space="preserve"/>
@@ -3647,84 +4704,7 @@
     </w:tbl>
     <w:p>
       <w:pPr>
-        <w:keepNext/>
-        <w:spacing w:after="60" w:before="160"/>
-      </w:pPr>
-      <w:r>
-        <w:rPr>
-          <w:b/>
-          <w:bCs/>
-          <w:color w:val="12355B"/>
-          <w:sz w:val="22"/>
-          <w:szCs w:val="22"/>
-        </w:rPr>
-        <w:t xml:space="preserve">4.  </w:t>
-      </w:r>
-      <w:r>
-        <w:rPr>
-          <w:b/>
-          <w:bCs/>
-          <w:sz w:val="21"/>
-          <w:szCs w:val="21"/>
-        </w:rPr>
-        <w:t xml:space="preserve">How does a table of values check that Player A really scored 38 points?</w:t>
-      </w:r>
-    </w:p>
-    <w:p>
-      <w:pPr>
-        <w:spacing w:after="40"/>
-        <w:ind w:left="420"/>
-      </w:pPr>
-      <w:r>
-        <w:rPr>
-          <w:sz w:val="20"/>
-          <w:szCs w:val="20"/>
-        </w:rPr>
-        <w:t xml:space="preserve">A)  It rounds the answer to the nearest ten</w:t>
-      </w:r>
-    </w:p>
-    <w:p>
-      <w:pPr>
-        <w:spacing w:after="40"/>
-        <w:ind w:left="420"/>
-      </w:pPr>
-      <w:r>
-        <w:rPr>
-          <w:sz w:val="20"/>
-          <w:szCs w:val="20"/>
-        </w:rPr>
-        <w:t xml:space="preserve">B)  It replaces the pattern rule so you don't need one</w:t>
-      </w:r>
-    </w:p>
-    <w:p>
-      <w:pPr>
-        <w:spacing w:after="40"/>
-        <w:ind w:left="420"/>
-      </w:pPr>
-      <w:r>
-        <w:rPr>
-          <w:sz w:val="20"/>
-          <w:szCs w:val="20"/>
-        </w:rPr>
-        <w:t xml:space="preserve">C)  It proves the answer without doing any calculations</w:t>
-      </w:r>
-    </w:p>
-    <w:p>
-      <w:pPr>
-        <w:spacing w:after="40"/>
-        <w:ind w:left="420"/>
-      </w:pPr>
-      <w:r>
-        <w:rPr>
-          <w:sz w:val="20"/>
-          <w:szCs w:val="20"/>
-        </w:rPr>
-        <w:t xml:space="preserve">D)  It lists the score after every shot, so you can see the pattern land exactly on 38</w:t>
-      </w:r>
-    </w:p>
-    <w:p>
-      <w:pPr>
-        <w:spacing w:after="20"/>
+        <w:spacing w:after="80"/>
       </w:pPr>
       <w:r>
         <w:t xml:space="preserve"/>
@@ -3732,33 +4712,256 @@
     </w:p>
     <w:tbl>
       <w:tblPr>
-        <w:tblW w:type="pct" w:w="100%"/>
+        <w:tblW w:type="dxa" w:w="9360"/>
         <w:tblBorders>
           <w:top w:val="single" w:color="C7D2DD" w:sz="6"/>
           <w:left w:val="single" w:color="C7D2DD" w:sz="6"/>
           <w:bottom w:val="single" w:color="C7D2DD" w:sz="6"/>
           <w:right w:val="single" w:color="C7D2DD" w:sz="6"/>
-          <w:insideH w:val="single" w:color="auto" w:sz="4"/>
-          <w:insideV w:val="single" w:color="auto" w:sz="4"/>
+          <w:insideH w:val="single" w:color="C7D2DD" w:sz="6"/>
+          <w:insideV w:val="single" w:color="C7D2DD" w:sz="6"/>
         </w:tblBorders>
       </w:tblPr>
       <w:tblGrid>
-        <w:gridCol w:w="100"/>
+        <w:gridCol w:w="2800"/>
+        <w:gridCol w:w="3560"/>
+        <w:gridCol w:w="3000"/>
       </w:tblGrid>
       <w:tr>
-        <w:tc>
-          <w:tcPr>
+        <w:trPr>
+          <w:cantSplit/>
+          <w:tblHeader/>
+        </w:trPr>
+        <w:tc>
+          <w:tcPr>
+            <w:tcW w:type="dxa" w:w="2800"/>
+            <w:shd w:fill="EEF4F8" w:color="auto" w:val="clear"/>
+            <w:tcMar>
+              <w:top w:type="dxa" w:w="60"/>
+              <w:left w:type="dxa" w:w="100"/>
+              <w:bottom w:type="dxa" w:w="60"/>
+              <w:right w:type="dxa" w:w="100"/>
+            </w:tcMar>
+          </w:tcPr>
+          <w:p>
+            <w:pPr>
+              <w:spacing w:after="0"/>
+            </w:pPr>
+            <w:r>
+              <w:rPr>
+                <w:b/>
+                <w:bCs/>
+                <w:color w:val="12355B"/>
+                <w:sz w:val="16"/>
+                <w:szCs w:val="16"/>
+              </w:rPr>
+              <w:t xml:space="preserve">CORE PROBLEM / GIVEN REPRESENTATION</w:t>
+            </w:r>
+          </w:p>
+        </w:tc>
+        <w:tc>
+          <w:tcPr>
+            <w:tcW w:type="dxa" w:w="3560"/>
+            <w:shd w:fill="EEF4F8" w:color="auto" w:val="clear"/>
+            <w:tcMar>
+              <w:top w:type="dxa" w:w="60"/>
+              <w:left w:type="dxa" w:w="100"/>
+              <w:bottom w:type="dxa" w:w="60"/>
+              <w:right w:type="dxa" w:w="100"/>
+            </w:tcMar>
+          </w:tcPr>
+          <w:p>
+            <w:pPr>
+              <w:spacing w:after="0"/>
+            </w:pPr>
+            <w:r>
+              <w:rPr>
+                <w:b/>
+                <w:bCs/>
+                <w:color w:val="12355B"/>
+                <w:sz w:val="16"/>
+                <w:szCs w:val="16"/>
+              </w:rPr>
+              <w:t xml:space="preserve">WORKING SPACE / CALCULATION STEPS</w:t>
+            </w:r>
+          </w:p>
+        </w:tc>
+        <w:tc>
+          <w:tcPr>
+            <w:tcW w:type="dxa" w:w="3000"/>
             <w:shd w:fill="FBF3E2" w:color="auto" w:val="clear"/>
             <w:tcMar>
               <w:top w:type="dxa" w:w="60"/>
-              <w:left w:type="dxa" w:w="120"/>
+              <w:left w:type="dxa" w:w="100"/>
               <w:bottom w:type="dxa" w:w="60"/>
-              <w:right w:type="dxa" w:w="120"/>
-            </w:tcMar>
-          </w:tcPr>
-          <w:p>
-            <w:pPr>
-              <w:spacing w:after="0" w:line="320"/>
+              <w:right w:type="dxa" w:w="100"/>
+            </w:tcMar>
+          </w:tcPr>
+          <w:p>
+            <w:pPr>
+              <w:spacing w:after="0"/>
+            </w:pPr>
+            <w:r>
+              <w:rPr>
+                <w:b/>
+                <w:bCs/>
+                <w:color w:val="B97A12"/>
+                <w:sz w:val="16"/>
+                <w:szCs w:val="16"/>
+              </w:rPr>
+              <w:t xml:space="preserve">EXPLAIN YOUR REASONING</w:t>
+            </w:r>
+          </w:p>
+        </w:tc>
+      </w:tr>
+      <w:tr>
+        <w:trPr>
+          <w:cantSplit/>
+        </w:trPr>
+        <w:tc>
+          <w:tcPr>
+            <w:tcW w:type="dxa" w:w="2800"/>
+            <w:tcMar>
+              <w:top w:type="dxa" w:w="80"/>
+              <w:left w:type="dxa" w:w="100"/>
+              <w:bottom w:type="dxa" w:w="80"/>
+              <w:right w:type="dxa" w:w="100"/>
+            </w:tcMar>
+            <w:vAlign w:val="top"/>
+          </w:tcPr>
+          <w:p>
+            <w:pPr>
+              <w:spacing w:after="60"/>
+            </w:pPr>
+            <w:r>
+              <w:rPr>
+                <w:b/>
+                <w:bCs/>
+                <w:color w:val="12355B"/>
+                <w:sz w:val="21"/>
+                <w:szCs w:val="21"/>
+              </w:rPr>
+              <w:t xml:space="preserve">4.  </w:t>
+            </w:r>
+            <w:r>
+              <w:rPr>
+                <w:b/>
+                <w:bCs/>
+                <w:sz w:val="20"/>
+                <w:szCs w:val="20"/>
+              </w:rPr>
+              <w:t xml:space="preserve">How does a table of values check that Player A really scored 38 points?</w:t>
+            </w:r>
+          </w:p>
+          <w:p>
+            <w:pPr>
+              <w:spacing w:after="30"/>
+              <w:ind w:left="180"/>
+            </w:pPr>
+            <w:r>
+              <w:rPr>
+                <w:sz w:val="19"/>
+                <w:szCs w:val="19"/>
+              </w:rPr>
+              <w:t xml:space="preserve">A)  It rounds the answer to the nearest ten</w:t>
+            </w:r>
+          </w:p>
+          <w:p>
+            <w:pPr>
+              <w:spacing w:after="30"/>
+              <w:ind w:left="180"/>
+            </w:pPr>
+            <w:r>
+              <w:rPr>
+                <w:sz w:val="19"/>
+                <w:szCs w:val="19"/>
+              </w:rPr>
+              <w:t xml:space="preserve">B)  It replaces the pattern rule so you don't need one</w:t>
+            </w:r>
+          </w:p>
+          <w:p>
+            <w:pPr>
+              <w:spacing w:after="30"/>
+              <w:ind w:left="180"/>
+            </w:pPr>
+            <w:r>
+              <w:rPr>
+                <w:sz w:val="19"/>
+                <w:szCs w:val="19"/>
+              </w:rPr>
+              <w:t xml:space="preserve">C)  It proves the answer without doing any calculations</w:t>
+            </w:r>
+          </w:p>
+          <w:p>
+            <w:pPr>
+              <w:spacing w:after="30"/>
+              <w:ind w:left="180"/>
+            </w:pPr>
+            <w:r>
+              <w:rPr>
+                <w:sz w:val="19"/>
+                <w:szCs w:val="19"/>
+              </w:rPr>
+              <w:t xml:space="preserve">D)  It lists the score after every shot, so you can see the pattern land exactly on 38</w:t>
+            </w:r>
+          </w:p>
+        </w:tc>
+        <w:tc>
+          <w:tcPr>
+            <w:tcW w:type="dxa" w:w="3560"/>
+            <w:tcMar>
+              <w:top w:type="dxa" w:w="80"/>
+              <w:left w:type="dxa" w:w="100"/>
+              <w:bottom w:type="dxa" w:w="80"/>
+              <w:right w:type="dxa" w:w="100"/>
+            </w:tcMar>
+            <w:vAlign w:val="top"/>
+          </w:tcPr>
+          <w:p>
+            <w:pPr>
+              <w:spacing w:after="40"/>
+            </w:pPr>
+            <w:r>
+              <w:rPr>
+                <w:b/>
+                <w:bCs/>
+                <w:color w:val="1FA6A2"/>
+                <w:sz w:val="19"/>
+                <w:szCs w:val="19"/>
+              </w:rPr>
+              <w:t xml:space="preserve">Solution:  </w:t>
+            </w:r>
+            <w:r>
+              <w:rPr>
+                <w:b/>
+                <w:bCs/>
+                <w:sz w:val="19"/>
+                <w:szCs w:val="19"/>
+              </w:rPr>
+              <w:t xml:space="preserve">D)  It lists the score after every shot, so you can see the pattern land exactly on 38</w:t>
+            </w:r>
+          </w:p>
+          <w:p>
+            <w:pPr>
+              <w:spacing w:after="40"/>
+            </w:pPr>
+            <w:r>
+              <w:rPr>
+                <w:i/>
+                <w:iCs/>
+                <w:color w:val="5F6F80"/>
+                <w:sz w:val="18"/>
+                <w:szCs w:val="18"/>
+              </w:rPr>
+              <w:t xml:space="preserve">The book's table lists each step — 20, 22, 24, … — and verifies that the calculations were correct: Player A scored 38.</w:t>
+            </w:r>
+          </w:p>
+          <w:p>
+            <w:pPr>
+              <w:pBdr>
+                <w:bottom w:val="single" w:color="AFBECC" w:sz="6"/>
+              </w:pBdr>
+              <w:spacing w:after="30" w:before="150"/>
             </w:pPr>
             <w:r>
               <w:t xml:space="preserve"/>
@@ -3766,7 +4969,125 @@
           </w:p>
           <w:p>
             <w:pPr>
-              <w:spacing w:after="0" w:line="320"/>
+              <w:pBdr>
+                <w:bottom w:val="single" w:color="AFBECC" w:sz="6"/>
+              </w:pBdr>
+              <w:spacing w:after="30" w:before="150"/>
+            </w:pPr>
+            <w:r>
+              <w:t xml:space="preserve"/>
+            </w:r>
+          </w:p>
+        </w:tc>
+        <w:tc>
+          <w:tcPr>
+            <w:tcW w:type="dxa" w:w="3000"/>
+            <w:shd w:fill="FBF3E2" w:color="auto" w:val="clear"/>
+            <w:tcMar>
+              <w:top w:type="dxa" w:w="80"/>
+              <w:left w:type="dxa" w:w="100"/>
+              <w:bottom w:type="dxa" w:w="80"/>
+              <w:right w:type="dxa" w:w="100"/>
+            </w:tcMar>
+            <w:vAlign w:val="top"/>
+          </w:tcPr>
+          <w:p>
+            <w:pPr>
+              <w:spacing w:after="40"/>
+            </w:pPr>
+            <w:r>
+              <w:rPr>
+                <w:b/>
+                <w:bCs/>
+                <w:color w:val="12355B"/>
+                <w:sz w:val="19"/>
+                <w:szCs w:val="19"/>
+              </w:rPr>
+              <w:t xml:space="preserve">Because... </w:t>
+            </w:r>
+            <w:r>
+              <w:rPr>
+                <w:color w:val="AFBECC"/>
+                <w:sz w:val="19"/>
+                <w:szCs w:val="19"/>
+              </w:rPr>
+              <w:t xml:space="preserve">________________</w:t>
+            </w:r>
+          </w:p>
+          <w:p>
+            <w:pPr>
+              <w:pBdr>
+                <w:bottom w:val="single" w:color="AFBECC" w:sz="6"/>
+              </w:pBdr>
+              <w:spacing w:after="30" w:before="150"/>
+            </w:pPr>
+            <w:r>
+              <w:t xml:space="preserve"/>
+            </w:r>
+          </w:p>
+          <w:p>
+            <w:pPr>
+              <w:spacing w:after="40" w:before="80"/>
+            </w:pPr>
+            <w:r>
+              <w:rPr>
+                <w:b/>
+                <w:bCs/>
+                <w:color w:val="6B4FA0"/>
+                <w:sz w:val="19"/>
+                <w:szCs w:val="19"/>
+              </w:rPr>
+              <w:t xml:space="preserve">Although... </w:t>
+            </w:r>
+            <w:r>
+              <w:rPr>
+                <w:color w:val="AFBECC"/>
+                <w:sz w:val="19"/>
+                <w:szCs w:val="19"/>
+              </w:rPr>
+              <w:t xml:space="preserve">_______________</w:t>
+            </w:r>
+          </w:p>
+          <w:p>
+            <w:pPr>
+              <w:pBdr>
+                <w:bottom w:val="single" w:color="AFBECC" w:sz="6"/>
+              </w:pBdr>
+              <w:spacing w:after="30" w:before="150"/>
+            </w:pPr>
+            <w:r>
+              <w:t xml:space="preserve"/>
+            </w:r>
+          </w:p>
+          <w:p>
+            <w:pPr>
+              <w:spacing w:after="40" w:before="80"/>
+            </w:pPr>
+            <w:r>
+              <w:rPr>
+                <w:b/>
+                <w:bCs/>
+                <w:color w:val="1FA6A2"/>
+                <w:sz w:val="19"/>
+                <w:szCs w:val="19"/>
+              </w:rPr>
+              <w:t xml:space="preserve">Therefore... </w:t>
+            </w:r>
+            <w:r>
+              <w:rPr>
+                <w:color w:val="AFBECC"/>
+                <w:sz w:val="19"/>
+                <w:szCs w:val="19"/>
+              </w:rPr>
+              <w:t xml:space="preserve">______________</w:t>
+            </w:r>
+          </w:p>
+          <w:p>
+            <w:pPr>
+              <w:pBdr>
+                <w:bottom w:val="single" w:color="AFBECC" w:sz="6"/>
+              </w:pBdr>
+              <w:spacing w:after="30" w:before="150"/>
             </w:pPr>
             <w:r>
               <w:t xml:space="preserve"/>
@@ -3777,58 +5098,197 @@
     </w:tbl>
     <w:p>
       <w:pPr>
-        <w:keepNext/>
-        <w:spacing w:after="60" w:before="160"/>
-      </w:pPr>
-      <w:r>
-        <w:rPr>
-          <w:b/>
-          <w:bCs/>
-          <w:color w:val="12355B"/>
-          <w:sz w:val="22"/>
-          <w:szCs w:val="22"/>
-        </w:rPr>
-        <w:t xml:space="preserve">5.  </w:t>
-      </w:r>
-      <w:r>
-        <w:rPr>
-          <w:b/>
-          <w:bCs/>
-          <w:sz w:val="21"/>
-          <w:szCs w:val="21"/>
-        </w:rPr>
-        <w:t xml:space="preserve">Use the multiple-of-5 pattern to find a DIFFERENT combination of coins that totals $53.50. Show that it works.</w:t>
+        <w:spacing w:after="80"/>
+      </w:pPr>
+      <w:r>
+        <w:t xml:space="preserve"/>
       </w:r>
     </w:p>
     <w:tbl>
       <w:tblPr>
-        <w:tblW w:type="pct" w:w="100%"/>
+        <w:tblW w:type="dxa" w:w="9360"/>
         <w:tblBorders>
           <w:top w:val="single" w:color="C7D2DD" w:sz="6"/>
           <w:left w:val="single" w:color="C7D2DD" w:sz="6"/>
           <w:bottom w:val="single" w:color="C7D2DD" w:sz="6"/>
           <w:right w:val="single" w:color="C7D2DD" w:sz="6"/>
-          <w:insideH w:val="single" w:color="auto" w:sz="4"/>
-          <w:insideV w:val="single" w:color="auto" w:sz="4"/>
+          <w:insideH w:val="single" w:color="C7D2DD" w:sz="6"/>
+          <w:insideV w:val="single" w:color="C7D2DD" w:sz="6"/>
         </w:tblBorders>
       </w:tblPr>
       <w:tblGrid>
-        <w:gridCol w:w="100"/>
+        <w:gridCol w:w="2800"/>
+        <w:gridCol w:w="3560"/>
+        <w:gridCol w:w="3000"/>
       </w:tblGrid>
       <w:tr>
-        <w:tc>
-          <w:tcPr>
+        <w:trPr>
+          <w:cantSplit/>
+          <w:tblHeader/>
+        </w:trPr>
+        <w:tc>
+          <w:tcPr>
+            <w:tcW w:type="dxa" w:w="2800"/>
+            <w:shd w:fill="EEF4F8" w:color="auto" w:val="clear"/>
+            <w:tcMar>
+              <w:top w:type="dxa" w:w="60"/>
+              <w:left w:type="dxa" w:w="100"/>
+              <w:bottom w:type="dxa" w:w="60"/>
+              <w:right w:type="dxa" w:w="100"/>
+            </w:tcMar>
+          </w:tcPr>
+          <w:p>
+            <w:pPr>
+              <w:spacing w:after="0"/>
+            </w:pPr>
+            <w:r>
+              <w:rPr>
+                <w:b/>
+                <w:bCs/>
+                <w:color w:val="12355B"/>
+                <w:sz w:val="16"/>
+                <w:szCs w:val="16"/>
+              </w:rPr>
+              <w:t xml:space="preserve">CORE PROBLEM / GIVEN REPRESENTATION</w:t>
+            </w:r>
+          </w:p>
+        </w:tc>
+        <w:tc>
+          <w:tcPr>
+            <w:tcW w:type="dxa" w:w="3560"/>
+            <w:shd w:fill="EEF4F8" w:color="auto" w:val="clear"/>
+            <w:tcMar>
+              <w:top w:type="dxa" w:w="60"/>
+              <w:left w:type="dxa" w:w="100"/>
+              <w:bottom w:type="dxa" w:w="60"/>
+              <w:right w:type="dxa" w:w="100"/>
+            </w:tcMar>
+          </w:tcPr>
+          <w:p>
+            <w:pPr>
+              <w:spacing w:after="0"/>
+            </w:pPr>
+            <w:r>
+              <w:rPr>
+                <w:b/>
+                <w:bCs/>
+                <w:color w:val="12355B"/>
+                <w:sz w:val="16"/>
+                <w:szCs w:val="16"/>
+              </w:rPr>
+              <w:t xml:space="preserve">WORKING SPACE / CALCULATION STEPS</w:t>
+            </w:r>
+          </w:p>
+        </w:tc>
+        <w:tc>
+          <w:tcPr>
+            <w:tcW w:type="dxa" w:w="3000"/>
             <w:shd w:fill="FBF3E2" w:color="auto" w:val="clear"/>
             <w:tcMar>
               <w:top w:type="dxa" w:w="60"/>
-              <w:left w:type="dxa" w:w="120"/>
+              <w:left w:type="dxa" w:w="100"/>
               <w:bottom w:type="dxa" w:w="60"/>
-              <w:right w:type="dxa" w:w="120"/>
-            </w:tcMar>
-          </w:tcPr>
-          <w:p>
-            <w:pPr>
-              <w:spacing w:after="0" w:line="320"/>
+              <w:right w:type="dxa" w:w="100"/>
+            </w:tcMar>
+          </w:tcPr>
+          <w:p>
+            <w:pPr>
+              <w:spacing w:after="0"/>
+            </w:pPr>
+            <w:r>
+              <w:rPr>
+                <w:b/>
+                <w:bCs/>
+                <w:color w:val="B97A12"/>
+                <w:sz w:val="16"/>
+                <w:szCs w:val="16"/>
+              </w:rPr>
+              <w:t xml:space="preserve">EXPLAIN YOUR REASONING</w:t>
+            </w:r>
+          </w:p>
+        </w:tc>
+      </w:tr>
+      <w:tr>
+        <w:trPr>
+          <w:cantSplit/>
+        </w:trPr>
+        <w:tc>
+          <w:tcPr>
+            <w:tcW w:type="dxa" w:w="2800"/>
+            <w:tcMar>
+              <w:top w:type="dxa" w:w="80"/>
+              <w:left w:type="dxa" w:w="100"/>
+              <w:bottom w:type="dxa" w:w="80"/>
+              <w:right w:type="dxa" w:w="100"/>
+            </w:tcMar>
+            <w:vAlign w:val="top"/>
+          </w:tcPr>
+          <w:p>
+            <w:pPr>
+              <w:spacing w:after="60"/>
+            </w:pPr>
+            <w:r>
+              <w:rPr>
+                <w:b/>
+                <w:bCs/>
+                <w:color w:val="12355B"/>
+                <w:sz w:val="21"/>
+                <w:szCs w:val="21"/>
+              </w:rPr>
+              <w:t xml:space="preserve">5.  </w:t>
+            </w:r>
+            <w:r>
+              <w:rPr>
+                <w:b/>
+                <w:bCs/>
+                <w:sz w:val="20"/>
+                <w:szCs w:val="20"/>
+              </w:rPr>
+              <w:t xml:space="preserve">Use the multiple-of-5 pattern to find a DIFFERENT combination of coins that totals $53.50. Show that it works.</w:t>
+            </w:r>
+          </w:p>
+        </w:tc>
+        <w:tc>
+          <w:tcPr>
+            <w:tcW w:type="dxa" w:w="3560"/>
+            <w:tcMar>
+              <w:top w:type="dxa" w:w="80"/>
+              <w:left w:type="dxa" w:w="100"/>
+              <w:bottom w:type="dxa" w:w="80"/>
+              <w:right w:type="dxa" w:w="100"/>
+            </w:tcMar>
+            <w:vAlign w:val="top"/>
+          </w:tcPr>
+          <w:p>
+            <w:pPr>
+              <w:spacing w:after="40"/>
+            </w:pPr>
+            <w:r>
+              <w:rPr>
+                <w:b/>
+                <w:bCs/>
+                <w:color w:val="1FA6A2"/>
+                <w:sz w:val="19"/>
+                <w:szCs w:val="19"/>
+              </w:rPr>
+              <w:t xml:space="preserve">Solution:  </w:t>
+            </w:r>
+            <w:r>
+              <w:rPr>
+                <w:b/>
+                <w:bCs/>
+                <w:sz w:val="19"/>
+                <w:szCs w:val="19"/>
+              </w:rPr>
+              <w:t xml:space="preserve">Answers vary.</w:t>
+            </w:r>
+          </w:p>
+          <w:p>
+            <w:pPr>
+              <w:pBdr>
+                <w:bottom w:val="single" w:color="AFBECC" w:sz="6"/>
+              </w:pBdr>
+              <w:spacing w:after="30" w:before="150"/>
             </w:pPr>
             <w:r>
               <w:t xml:space="preserve"/>
@@ -3836,15 +5296,57 @@
           </w:p>
           <w:p>
             <w:pPr>
-              <w:spacing w:after="0" w:line="320"/>
+              <w:pBdr>
+                <w:bottom w:val="single" w:color="AFBECC" w:sz="6"/>
+              </w:pBdr>
+              <w:spacing w:after="30" w:before="150"/>
             </w:pPr>
             <w:r>
               <w:t xml:space="preserve"/>
             </w:r>
           </w:p>
-          <w:p>
-            <w:pPr>
-              <w:spacing w:after="0" w:line="320"/>
+        </w:tc>
+        <w:tc>
+          <w:tcPr>
+            <w:tcW w:type="dxa" w:w="3000"/>
+            <w:shd w:fill="FBF3E2" w:color="auto" w:val="clear"/>
+            <w:tcMar>
+              <w:top w:type="dxa" w:w="80"/>
+              <w:left w:type="dxa" w:w="100"/>
+              <w:bottom w:type="dxa" w:w="80"/>
+              <w:right w:type="dxa" w:w="100"/>
+            </w:tcMar>
+            <w:vAlign w:val="top"/>
+          </w:tcPr>
+          <w:p>
+            <w:pPr>
+              <w:spacing w:after="40"/>
+            </w:pPr>
+            <w:r>
+              <w:rPr>
+                <w:b/>
+                <w:bCs/>
+                <w:color w:val="12355B"/>
+                <w:sz w:val="19"/>
+                <w:szCs w:val="19"/>
+              </w:rPr>
+              <w:t xml:space="preserve">Because... </w:t>
+            </w:r>
+            <w:r>
+              <w:rPr>
+                <w:color w:val="AFBECC"/>
+                <w:sz w:val="19"/>
+                <w:szCs w:val="19"/>
+              </w:rPr>
+              <w:t xml:space="preserve">________________</w:t>
+            </w:r>
+          </w:p>
+          <w:p>
+            <w:pPr>
+              <w:pBdr>
+                <w:bottom w:val="single" w:color="AFBECC" w:sz="6"/>
+              </w:pBdr>
+              <w:spacing w:after="30" w:before="150"/>
             </w:pPr>
             <w:r>
               <w:t xml:space="preserve"/>
@@ -3852,7 +5354,67 @@
           </w:p>
           <w:p>
             <w:pPr>
-              <w:spacing w:after="0" w:line="320"/>
+              <w:spacing w:after="40" w:before="80"/>
+            </w:pPr>
+            <w:r>
+              <w:rPr>
+                <w:b/>
+                <w:bCs/>
+                <w:color w:val="6B4FA0"/>
+                <w:sz w:val="19"/>
+                <w:szCs w:val="19"/>
+              </w:rPr>
+              <w:t xml:space="preserve">Although... </w:t>
+            </w:r>
+            <w:r>
+              <w:rPr>
+                <w:color w:val="AFBECC"/>
+                <w:sz w:val="19"/>
+                <w:szCs w:val="19"/>
+              </w:rPr>
+              <w:t xml:space="preserve">_______________</w:t>
+            </w:r>
+          </w:p>
+          <w:p>
+            <w:pPr>
+              <w:pBdr>
+                <w:bottom w:val="single" w:color="AFBECC" w:sz="6"/>
+              </w:pBdr>
+              <w:spacing w:after="30" w:before="150"/>
+            </w:pPr>
+            <w:r>
+              <w:t xml:space="preserve"/>
+            </w:r>
+          </w:p>
+          <w:p>
+            <w:pPr>
+              <w:spacing w:after="40" w:before="80"/>
+            </w:pPr>
+            <w:r>
+              <w:rPr>
+                <w:b/>
+                <w:bCs/>
+                <w:color w:val="1FA6A2"/>
+                <w:sz w:val="19"/>
+                <w:szCs w:val="19"/>
+              </w:rPr>
+              <w:t xml:space="preserve">Therefore... </w:t>
+            </w:r>
+            <w:r>
+              <w:rPr>
+                <w:color w:val="AFBECC"/>
+                <w:sz w:val="19"/>
+                <w:szCs w:val="19"/>
+              </w:rPr>
+              <w:t xml:space="preserve">______________</w:t>
+            </w:r>
+          </w:p>
+          <w:p>
+            <w:pPr>
+              <w:pBdr>
+                <w:bottom w:val="single" w:color="AFBECC" w:sz="6"/>
+              </w:pBdr>
+              <w:spacing w:after="30" w:before="150"/>
             </w:pPr>
             <w:r>
               <w:t xml:space="preserve"/>
@@ -3863,58 +5425,197 @@
     </w:tbl>
     <w:p>
       <w:pPr>
-        <w:keepNext/>
-        <w:spacing w:after="60" w:before="160"/>
-      </w:pPr>
-      <w:r>
-        <w:rPr>
-          <w:b/>
-          <w:bCs/>
-          <w:color w:val="12355B"/>
-          <w:sz w:val="22"/>
-          <w:szCs w:val="22"/>
-        </w:rPr>
-        <w:t xml:space="preserve">6.  </w:t>
-      </w:r>
-      <w:r>
-        <w:rPr>
-          <w:b/>
-          <w:bCs/>
-          <w:sz w:val="21"/>
-          <w:szCs w:val="21"/>
-        </w:rPr>
-        <w:t xml:space="preserve">After the streaks, Player A has 38 and Player B has 36. Player B started 12 points behind but nearly caught up. What about the two pattern rules explains that?</w:t>
+        <w:spacing w:after="80"/>
+      </w:pPr>
+      <w:r>
+        <w:t xml:space="preserve"/>
       </w:r>
     </w:p>
     <w:tbl>
       <w:tblPr>
-        <w:tblW w:type="pct" w:w="100%"/>
+        <w:tblW w:type="dxa" w:w="9360"/>
         <w:tblBorders>
           <w:top w:val="single" w:color="C7D2DD" w:sz="6"/>
           <w:left w:val="single" w:color="C7D2DD" w:sz="6"/>
           <w:bottom w:val="single" w:color="C7D2DD" w:sz="6"/>
           <w:right w:val="single" w:color="C7D2DD" w:sz="6"/>
-          <w:insideH w:val="single" w:color="auto" w:sz="4"/>
-          <w:insideV w:val="single" w:color="auto" w:sz="4"/>
+          <w:insideH w:val="single" w:color="C7D2DD" w:sz="6"/>
+          <w:insideV w:val="single" w:color="C7D2DD" w:sz="6"/>
         </w:tblBorders>
       </w:tblPr>
       <w:tblGrid>
-        <w:gridCol w:w="100"/>
+        <w:gridCol w:w="2800"/>
+        <w:gridCol w:w="3560"/>
+        <w:gridCol w:w="3000"/>
       </w:tblGrid>
       <w:tr>
-        <w:tc>
-          <w:tcPr>
+        <w:trPr>
+          <w:cantSplit/>
+          <w:tblHeader/>
+        </w:trPr>
+        <w:tc>
+          <w:tcPr>
+            <w:tcW w:type="dxa" w:w="2800"/>
+            <w:shd w:fill="EEF4F8" w:color="auto" w:val="clear"/>
+            <w:tcMar>
+              <w:top w:type="dxa" w:w="60"/>
+              <w:left w:type="dxa" w:w="100"/>
+              <w:bottom w:type="dxa" w:w="60"/>
+              <w:right w:type="dxa" w:w="100"/>
+            </w:tcMar>
+          </w:tcPr>
+          <w:p>
+            <w:pPr>
+              <w:spacing w:after="0"/>
+            </w:pPr>
+            <w:r>
+              <w:rPr>
+                <w:b/>
+                <w:bCs/>
+                <w:color w:val="12355B"/>
+                <w:sz w:val="16"/>
+                <w:szCs w:val="16"/>
+              </w:rPr>
+              <w:t xml:space="preserve">CORE PROBLEM / GIVEN REPRESENTATION</w:t>
+            </w:r>
+          </w:p>
+        </w:tc>
+        <w:tc>
+          <w:tcPr>
+            <w:tcW w:type="dxa" w:w="3560"/>
+            <w:shd w:fill="EEF4F8" w:color="auto" w:val="clear"/>
+            <w:tcMar>
+              <w:top w:type="dxa" w:w="60"/>
+              <w:left w:type="dxa" w:w="100"/>
+              <w:bottom w:type="dxa" w:w="60"/>
+              <w:right w:type="dxa" w:w="100"/>
+            </w:tcMar>
+          </w:tcPr>
+          <w:p>
+            <w:pPr>
+              <w:spacing w:after="0"/>
+            </w:pPr>
+            <w:r>
+              <w:rPr>
+                <w:b/>
+                <w:bCs/>
+                <w:color w:val="12355B"/>
+                <w:sz w:val="16"/>
+                <w:szCs w:val="16"/>
+              </w:rPr>
+              <w:t xml:space="preserve">WORKING SPACE / CALCULATION STEPS</w:t>
+            </w:r>
+          </w:p>
+        </w:tc>
+        <w:tc>
+          <w:tcPr>
+            <w:tcW w:type="dxa" w:w="3000"/>
             <w:shd w:fill="FBF3E2" w:color="auto" w:val="clear"/>
             <w:tcMar>
               <w:top w:type="dxa" w:w="60"/>
-              <w:left w:type="dxa" w:w="120"/>
+              <w:left w:type="dxa" w:w="100"/>
               <w:bottom w:type="dxa" w:w="60"/>
-              <w:right w:type="dxa" w:w="120"/>
-            </w:tcMar>
-          </w:tcPr>
-          <w:p>
-            <w:pPr>
-              <w:spacing w:after="0" w:line="320"/>
+              <w:right w:type="dxa" w:w="100"/>
+            </w:tcMar>
+          </w:tcPr>
+          <w:p>
+            <w:pPr>
+              <w:spacing w:after="0"/>
+            </w:pPr>
+            <w:r>
+              <w:rPr>
+                <w:b/>
+                <w:bCs/>
+                <w:color w:val="B97A12"/>
+                <w:sz w:val="16"/>
+                <w:szCs w:val="16"/>
+              </w:rPr>
+              <w:t xml:space="preserve">EXPLAIN YOUR REASONING</w:t>
+            </w:r>
+          </w:p>
+        </w:tc>
+      </w:tr>
+      <w:tr>
+        <w:trPr>
+          <w:cantSplit/>
+        </w:trPr>
+        <w:tc>
+          <w:tcPr>
+            <w:tcW w:type="dxa" w:w="2800"/>
+            <w:tcMar>
+              <w:top w:type="dxa" w:w="80"/>
+              <w:left w:type="dxa" w:w="100"/>
+              <w:bottom w:type="dxa" w:w="80"/>
+              <w:right w:type="dxa" w:w="100"/>
+            </w:tcMar>
+            <w:vAlign w:val="top"/>
+          </w:tcPr>
+          <w:p>
+            <w:pPr>
+              <w:spacing w:after="60"/>
+            </w:pPr>
+            <w:r>
+              <w:rPr>
+                <w:b/>
+                <w:bCs/>
+                <w:color w:val="12355B"/>
+                <w:sz w:val="21"/>
+                <w:szCs w:val="21"/>
+              </w:rPr>
+              <w:t xml:space="preserve">6.  </w:t>
+            </w:r>
+            <w:r>
+              <w:rPr>
+                <w:b/>
+                <w:bCs/>
+                <w:sz w:val="20"/>
+                <w:szCs w:val="20"/>
+              </w:rPr>
+              <w:t xml:space="preserve">After the streaks, Player A has 38 and Player B has 36. Player B started 12 points behind but nearly caught up. What about the two pattern rules explains that?</w:t>
+            </w:r>
+          </w:p>
+        </w:tc>
+        <w:tc>
+          <w:tcPr>
+            <w:tcW w:type="dxa" w:w="3560"/>
+            <w:tcMar>
+              <w:top w:type="dxa" w:w="80"/>
+              <w:left w:type="dxa" w:w="100"/>
+              <w:bottom w:type="dxa" w:w="80"/>
+              <w:right w:type="dxa" w:w="100"/>
+            </w:tcMar>
+            <w:vAlign w:val="top"/>
+          </w:tcPr>
+          <w:p>
+            <w:pPr>
+              <w:spacing w:after="40"/>
+            </w:pPr>
+            <w:r>
+              <w:rPr>
+                <w:b/>
+                <w:bCs/>
+                <w:color w:val="1FA6A2"/>
+                <w:sz w:val="19"/>
+                <w:szCs w:val="19"/>
+              </w:rPr>
+              <w:t xml:space="preserve">Solution:  </w:t>
+            </w:r>
+            <w:r>
+              <w:rPr>
+                <w:b/>
+                <w:bCs/>
+                <w:sz w:val="19"/>
+                <w:szCs w:val="19"/>
+              </w:rPr>
+              <w:t xml:space="preserve">Answers vary.</w:t>
+            </w:r>
+          </w:p>
+          <w:p>
+            <w:pPr>
+              <w:pBdr>
+                <w:bottom w:val="single" w:color="AFBECC" w:sz="6"/>
+              </w:pBdr>
+              <w:spacing w:after="30" w:before="150"/>
             </w:pPr>
             <w:r>
               <w:t xml:space="preserve"/>
@@ -3922,15 +5623,57 @@
           </w:p>
           <w:p>
             <w:pPr>
-              <w:spacing w:after="0" w:line="320"/>
+              <w:pBdr>
+                <w:bottom w:val="single" w:color="AFBECC" w:sz="6"/>
+              </w:pBdr>
+              <w:spacing w:after="30" w:before="150"/>
             </w:pPr>
             <w:r>
               <w:t xml:space="preserve"/>
             </w:r>
           </w:p>
-          <w:p>
-            <w:pPr>
-              <w:spacing w:after="0" w:line="320"/>
+        </w:tc>
+        <w:tc>
+          <w:tcPr>
+            <w:tcW w:type="dxa" w:w="3000"/>
+            <w:shd w:fill="FBF3E2" w:color="auto" w:val="clear"/>
+            <w:tcMar>
+              <w:top w:type="dxa" w:w="80"/>
+              <w:left w:type="dxa" w:w="100"/>
+              <w:bottom w:type="dxa" w:w="80"/>
+              <w:right w:type="dxa" w:w="100"/>
+            </w:tcMar>
+            <w:vAlign w:val="top"/>
+          </w:tcPr>
+          <w:p>
+            <w:pPr>
+              <w:spacing w:after="40"/>
+            </w:pPr>
+            <w:r>
+              <w:rPr>
+                <w:b/>
+                <w:bCs/>
+                <w:color w:val="12355B"/>
+                <w:sz w:val="19"/>
+                <w:szCs w:val="19"/>
+              </w:rPr>
+              <w:t xml:space="preserve">Because... </w:t>
+            </w:r>
+            <w:r>
+              <w:rPr>
+                <w:color w:val="AFBECC"/>
+                <w:sz w:val="19"/>
+                <w:szCs w:val="19"/>
+              </w:rPr>
+              <w:t xml:space="preserve">________________</w:t>
+            </w:r>
+          </w:p>
+          <w:p>
+            <w:pPr>
+              <w:pBdr>
+                <w:bottom w:val="single" w:color="AFBECC" w:sz="6"/>
+              </w:pBdr>
+              <w:spacing w:after="30" w:before="150"/>
             </w:pPr>
             <w:r>
               <w:t xml:space="preserve"/>
@@ -3938,7 +5681,67 @@
           </w:p>
           <w:p>
             <w:pPr>
-              <w:spacing w:after="0" w:line="320"/>
+              <w:spacing w:after="40" w:before="80"/>
+            </w:pPr>
+            <w:r>
+              <w:rPr>
+                <w:b/>
+                <w:bCs/>
+                <w:color w:val="6B4FA0"/>
+                <w:sz w:val="19"/>
+                <w:szCs w:val="19"/>
+              </w:rPr>
+              <w:t xml:space="preserve">Although... </w:t>
+            </w:r>
+            <w:r>
+              <w:rPr>
+                <w:color w:val="AFBECC"/>
+                <w:sz w:val="19"/>
+                <w:szCs w:val="19"/>
+              </w:rPr>
+              <w:t xml:space="preserve">_______________</w:t>
+            </w:r>
+          </w:p>
+          <w:p>
+            <w:pPr>
+              <w:pBdr>
+                <w:bottom w:val="single" w:color="AFBECC" w:sz="6"/>
+              </w:pBdr>
+              <w:spacing w:after="30" w:before="150"/>
+            </w:pPr>
+            <w:r>
+              <w:t xml:space="preserve"/>
+            </w:r>
+          </w:p>
+          <w:p>
+            <w:pPr>
+              <w:spacing w:after="40" w:before="80"/>
+            </w:pPr>
+            <w:r>
+              <w:rPr>
+                <w:b/>
+                <w:bCs/>
+                <w:color w:val="1FA6A2"/>
+                <w:sz w:val="19"/>
+                <w:szCs w:val="19"/>
+              </w:rPr>
+              <w:t xml:space="preserve">Therefore... </w:t>
+            </w:r>
+            <w:r>
+              <w:rPr>
+                <w:color w:val="AFBECC"/>
+                <w:sz w:val="19"/>
+                <w:szCs w:val="19"/>
+              </w:rPr>
+              <w:t xml:space="preserve">______________</w:t>
+            </w:r>
+          </w:p>
+          <w:p>
+            <w:pPr>
+              <w:pBdr>
+                <w:bottom w:val="single" w:color="AFBECC" w:sz="6"/>
+              </w:pBdr>
+              <w:spacing w:after="30" w:before="150"/>
             </w:pPr>
             <w:r>
               <w:t xml:space="preserve"/>
@@ -3947,6 +5750,14 @@
         </w:tc>
       </w:tr>
     </w:tbl>
+    <w:p>
+      <w:pPr>
+        <w:spacing w:after="80"/>
+      </w:pPr>
+      <w:r>
+        <w:t xml:space="preserve"/>
+      </w:r>
+    </w:p>
     <w:p>
       <w:pPr>
         <w:pStyle w:val="Heading1"/>
@@ -4065,6 +5876,149 @@
         <w:t xml:space="preserve"/>
       </w:r>
     </w:p>
+    <w:p>
+      <w:pPr>
+        <w:spacing w:after="60"/>
+      </w:pPr>
+      <w:r>
+        <w:t xml:space="preserve"/>
+      </w:r>
+    </w:p>
+    <w:tbl>
+      <w:tblPr>
+        <w:tblW w:type="dxa" w:w="9360"/>
+        <w:tblBorders>
+          <w:top w:val="single" w:color="C7D2DD" w:sz="6"/>
+          <w:left w:val="single" w:color="C7D2DD" w:sz="6"/>
+          <w:bottom w:val="single" w:color="C7D2DD" w:sz="6"/>
+          <w:right w:val="single" w:color="C7D2DD" w:sz="6"/>
+          <w:insideH w:val="single" w:color="C7D2DD" w:sz="6"/>
+          <w:insideV w:val="single" w:color="C7D2DD" w:sz="6"/>
+        </w:tblBorders>
+      </w:tblPr>
+      <w:tblGrid>
+        <w:gridCol w:w="3120"/>
+        <w:gridCol w:w="3120"/>
+        <w:gridCol w:w="3120"/>
+      </w:tblGrid>
+      <w:tr>
+        <w:trPr>
+          <w:cantSplit/>
+          <w:tblHeader/>
+        </w:trPr>
+        <w:tc>
+          <w:tcPr>
+            <w:tcW w:type="dxa" w:w="9360"/>
+            <w:gridSpan w:val="3"/>
+            <w:shd w:fill="EEF4F8" w:color="auto" w:val="clear"/>
+            <w:tcMar>
+              <w:top w:type="dxa" w:w="60"/>
+              <w:left w:type="dxa" w:w="100"/>
+              <w:bottom w:type="dxa" w:w="60"/>
+              <w:right w:type="dxa" w:w="100"/>
+            </w:tcMar>
+          </w:tcPr>
+          <w:p>
+            <w:pPr>
+              <w:spacing w:after="0"/>
+            </w:pPr>
+            <w:r>
+              <w:rPr>
+                <w:b/>
+                <w:bCs/>
+                <w:color w:val="12355B"/>
+                <w:sz w:val="18"/>
+                <w:szCs w:val="18"/>
+              </w:rPr>
+              <w:t xml:space="preserve">EXIT CHECK · 3-POINT SELF-ASSESSMENT CHECKLIST</w:t>
+            </w:r>
+          </w:p>
+        </w:tc>
+      </w:tr>
+      <w:tr>
+        <w:trPr>
+          <w:cantSplit/>
+        </w:trPr>
+        <w:tc>
+          <w:tcPr>
+            <w:tcW w:type="dxa" w:w="3120"/>
+            <w:tcMar>
+              <w:top w:type="dxa" w:w="80"/>
+              <w:left w:type="dxa" w:w="100"/>
+              <w:bottom w:type="dxa" w:w="80"/>
+              <w:right w:type="dxa" w:w="100"/>
+            </w:tcMar>
+          </w:tcPr>
+          <w:p>
+            <w:pPr>
+              <w:spacing w:after="0"/>
+            </w:pPr>
+            <w:r>
+              <w:rPr>
+                <w:b/>
+                <w:bCs/>
+                <w:color w:val="1A2733"/>
+                <w:sz w:val="18"/>
+                <w:szCs w:val="18"/>
+              </w:rPr>
+              <w:t xml:space="preserve">☐ 1. Units &amp; Labels Verified</w:t>
+            </w:r>
+          </w:p>
+        </w:tc>
+        <w:tc>
+          <w:tcPr>
+            <w:tcW w:type="dxa" w:w="3120"/>
+            <w:tcMar>
+              <w:top w:type="dxa" w:w="80"/>
+              <w:left w:type="dxa" w:w="100"/>
+              <w:bottom w:type="dxa" w:w="80"/>
+              <w:right w:type="dxa" w:w="100"/>
+            </w:tcMar>
+          </w:tcPr>
+          <w:p>
+            <w:pPr>
+              <w:spacing w:after="0"/>
+            </w:pPr>
+            <w:r>
+              <w:rPr>
+                <w:b/>
+                <w:bCs/>
+                <w:color w:val="1A2733"/>
+                <w:sz w:val="18"/>
+                <w:szCs w:val="18"/>
+              </w:rPr>
+              <w:t xml:space="preserve">☐ 2. Reasoning Stated (Because / Although / Therefore)</w:t>
+            </w:r>
+          </w:p>
+        </w:tc>
+        <w:tc>
+          <w:tcPr>
+            <w:tcW w:type="dxa" w:w="3120"/>
+            <w:tcMar>
+              <w:top w:type="dxa" w:w="80"/>
+              <w:left w:type="dxa" w:w="100"/>
+              <w:bottom w:type="dxa" w:w="80"/>
+              <w:right w:type="dxa" w:w="100"/>
+            </w:tcMar>
+          </w:tcPr>
+          <w:p>
+            <w:pPr>
+              <w:spacing w:after="0"/>
+            </w:pPr>
+            <w:r>
+              <w:rPr>
+                <w:b/>
+                <w:bCs/>
+                <w:color w:val="1A2733"/>
+                <w:sz w:val="18"/>
+                <w:szCs w:val="18"/>
+              </w:rPr>
+              <w:t xml:space="preserve">☐ 3. Calculations Double-Checked</w:t>
+            </w:r>
+          </w:p>
+        </w:tc>
+      </w:tr>
+    </w:tbl>
     <w:p>
       <w:pPr>
         <w:pStyle w:val="Heading1"/>
